--- a/Knowledge/2-Science/3-Social science/1-Linguistics/0-Intro to Linguistics/3-Wiki Source/4-Linguistics Basics/Source - Linguistics Basics - Wiki Source.docx
+++ b/Knowledge/2-Science/3-Social science/1-Linguistics/0-Intro to Linguistics/3-Wiki Source/4-Linguistics Basics/Source - Linguistics Basics - Wiki Source.docx
@@ -417,7 +417,25 @@
           <w:sz w:val="18"/>
           <w:szCs w:val="18"/>
         </w:rPr>
-        <w:t>Web Tool: Sejda - HTML to PDF (https://www.sejda.com/html-to-pdf) [convert html to pdf]</w:t>
+        <w:t xml:space="preserve">Web Tool: </w:t>
+      </w:r>
+      <w:proofErr w:type="spellStart"/>
+      <w:r>
+        <w:rPr>
+          <w:bCs/>
+          <w:sz w:val="18"/>
+          <w:szCs w:val="18"/>
+        </w:rPr>
+        <w:t>Sejda</w:t>
+      </w:r>
+      <w:proofErr w:type="spellEnd"/>
+      <w:r>
+        <w:rPr>
+          <w:bCs/>
+          <w:sz w:val="18"/>
+          <w:szCs w:val="18"/>
+        </w:rPr>
+        <w:t xml:space="preserve"> - HTML to PDF (https://www.sejda.com/html-to-pdf) [convert html to pdf]</w:t>
       </w:r>
     </w:p>
     <w:p>
@@ -649,7 +667,43 @@
           <w:sz w:val="18"/>
           <w:szCs w:val="18"/>
         </w:rPr>
-        <w:t>StorageType: Cloud -&gt; Platform: GitHub -&gt; Account: topicsscience -&gt; Repository: kingdomheartsknowledge -&gt; Path: Knowledge/2-Science/3-Social science/1-Linguistics/0-Intro to Linguistics/..</w:t>
+        <w:t xml:space="preserve">Data Path: Content Storage Folder -&gt; </w:t>
+      </w:r>
+      <w:proofErr w:type="spellStart"/>
+      <w:r>
+        <w:rPr>
+          <w:bCs/>
+          <w:sz w:val="18"/>
+          <w:szCs w:val="18"/>
+        </w:rPr>
+        <w:t>ContentStorage</w:t>
+      </w:r>
+      <w:proofErr w:type="spellEnd"/>
+      <w:r>
+        <w:rPr>
+          <w:bCs/>
+          <w:sz w:val="18"/>
+          <w:szCs w:val="18"/>
+        </w:rPr>
+        <w:t xml:space="preserve"> Database -&gt; Folders Table -&gt; ID Column: 8, </w:t>
+      </w:r>
+      <w:proofErr w:type="spellStart"/>
+      <w:r>
+        <w:rPr>
+          <w:bCs/>
+          <w:sz w:val="18"/>
+          <w:szCs w:val="18"/>
+        </w:rPr>
+        <w:t>FolderOrFileName</w:t>
+      </w:r>
+      <w:proofErr w:type="spellEnd"/>
+      <w:r>
+        <w:rPr>
+          <w:bCs/>
+          <w:sz w:val="18"/>
+          <w:szCs w:val="18"/>
+        </w:rPr>
+        <w:t xml:space="preserve"> Column: Intro to Linguistics</w:t>
       </w:r>
     </w:p>
     <w:p>
@@ -1103,7 +1157,25 @@
           <w:sz w:val="18"/>
           <w:szCs w:val="18"/>
         </w:rPr>
-        <w:t>Web Tool: Sejda - HTML to PDF (</w:t>
+        <w:t xml:space="preserve">Web Tool: </w:t>
+      </w:r>
+      <w:proofErr w:type="spellStart"/>
+      <w:r>
+        <w:rPr>
+          <w:bCs/>
+          <w:sz w:val="18"/>
+          <w:szCs w:val="18"/>
+        </w:rPr>
+        <w:t>Sejda</w:t>
+      </w:r>
+      <w:proofErr w:type="spellEnd"/>
+      <w:r>
+        <w:rPr>
+          <w:bCs/>
+          <w:sz w:val="18"/>
+          <w:szCs w:val="18"/>
+        </w:rPr>
+        <w:t xml:space="preserve"> - HTML to PDF (</w:t>
       </w:r>
       <w:hyperlink r:id="rId9" w:history="1">
         <w:r>
@@ -1354,7 +1426,43 @@
           <w:sz w:val="18"/>
           <w:szCs w:val="18"/>
         </w:rPr>
-        <w:t>StorageType: Cloud -&gt; Platform: GitHub -&gt; Account: topicsscience -&gt; Repository: kingdomheartsknowledge -&gt; Path: Knowledge/2-Science/3-Social science/1-Linguistics/0-Intro to Linguistics/..</w:t>
+        <w:t xml:space="preserve">Data Path: Content Storage Folder -&gt; </w:t>
+      </w:r>
+      <w:proofErr w:type="spellStart"/>
+      <w:r>
+        <w:rPr>
+          <w:bCs/>
+          <w:sz w:val="18"/>
+          <w:szCs w:val="18"/>
+        </w:rPr>
+        <w:t>ContentStorage</w:t>
+      </w:r>
+      <w:proofErr w:type="spellEnd"/>
+      <w:r>
+        <w:rPr>
+          <w:bCs/>
+          <w:sz w:val="18"/>
+          <w:szCs w:val="18"/>
+        </w:rPr>
+        <w:t xml:space="preserve"> Database -&gt; Folders Table -&gt; ID Column: 8, </w:t>
+      </w:r>
+      <w:proofErr w:type="spellStart"/>
+      <w:r>
+        <w:rPr>
+          <w:bCs/>
+          <w:sz w:val="18"/>
+          <w:szCs w:val="18"/>
+        </w:rPr>
+        <w:t>FolderOrFileName</w:t>
+      </w:r>
+      <w:proofErr w:type="spellEnd"/>
+      <w:r>
+        <w:rPr>
+          <w:bCs/>
+          <w:sz w:val="18"/>
+          <w:szCs w:val="18"/>
+        </w:rPr>
+        <w:t xml:space="preserve"> Column: Intro to Linguistics</w:t>
       </w:r>
     </w:p>
     <w:p>
@@ -1822,7 +1930,25 @@
           <w:sz w:val="18"/>
           <w:szCs w:val="18"/>
         </w:rPr>
-        <w:t>Web Tool: Sejda - HTML to PDF (</w:t>
+        <w:t xml:space="preserve">Web Tool: </w:t>
+      </w:r>
+      <w:proofErr w:type="spellStart"/>
+      <w:r>
+        <w:rPr>
+          <w:bCs/>
+          <w:sz w:val="18"/>
+          <w:szCs w:val="18"/>
+        </w:rPr>
+        <w:t>Sejda</w:t>
+      </w:r>
+      <w:proofErr w:type="spellEnd"/>
+      <w:r>
+        <w:rPr>
+          <w:bCs/>
+          <w:sz w:val="18"/>
+          <w:szCs w:val="18"/>
+        </w:rPr>
+        <w:t xml:space="preserve"> - HTML to PDF (</w:t>
       </w:r>
       <w:hyperlink r:id="rId11" w:history="1">
         <w:r>
@@ -2097,7 +2223,43 @@
           <w:sz w:val="18"/>
           <w:szCs w:val="18"/>
         </w:rPr>
-        <w:t>StorageType: Cloud -&gt; Platform: GitHub -&gt; Account: topicsscience -&gt; Repository: kingdomheartsknowledge -&gt; Path: Knowledge/2-Science/3-Social science/1-Linguistics/0-Intro to Linguistics/..</w:t>
+        <w:t xml:space="preserve">Data Path: Content Storage Folder -&gt; </w:t>
+      </w:r>
+      <w:proofErr w:type="spellStart"/>
+      <w:r>
+        <w:rPr>
+          <w:bCs/>
+          <w:sz w:val="18"/>
+          <w:szCs w:val="18"/>
+        </w:rPr>
+        <w:t>ContentStorage</w:t>
+      </w:r>
+      <w:proofErr w:type="spellEnd"/>
+      <w:r>
+        <w:rPr>
+          <w:bCs/>
+          <w:sz w:val="18"/>
+          <w:szCs w:val="18"/>
+        </w:rPr>
+        <w:t xml:space="preserve"> Database -&gt; Folders Table -&gt; ID Column: 8, </w:t>
+      </w:r>
+      <w:proofErr w:type="spellStart"/>
+      <w:r>
+        <w:rPr>
+          <w:bCs/>
+          <w:sz w:val="18"/>
+          <w:szCs w:val="18"/>
+        </w:rPr>
+        <w:t>FolderOrFileName</w:t>
+      </w:r>
+      <w:proofErr w:type="spellEnd"/>
+      <w:r>
+        <w:rPr>
+          <w:bCs/>
+          <w:sz w:val="18"/>
+          <w:szCs w:val="18"/>
+        </w:rPr>
+        <w:t xml:space="preserve"> Column: Intro to Linguistics</w:t>
       </w:r>
     </w:p>
     <w:p>
@@ -2550,7 +2712,25 @@
           <w:sz w:val="18"/>
           <w:szCs w:val="18"/>
         </w:rPr>
-        <w:t>Web Tool: Sejda - HTML to PDF (</w:t>
+        <w:t xml:space="preserve">Web Tool: </w:t>
+      </w:r>
+      <w:proofErr w:type="spellStart"/>
+      <w:r>
+        <w:rPr>
+          <w:bCs/>
+          <w:sz w:val="18"/>
+          <w:szCs w:val="18"/>
+        </w:rPr>
+        <w:t>Sejda</w:t>
+      </w:r>
+      <w:proofErr w:type="spellEnd"/>
+      <w:r>
+        <w:rPr>
+          <w:bCs/>
+          <w:sz w:val="18"/>
+          <w:szCs w:val="18"/>
+        </w:rPr>
+        <w:t xml:space="preserve"> - HTML to PDF (</w:t>
       </w:r>
       <w:hyperlink r:id="rId13" w:history="1">
         <w:r>
@@ -2825,7 +3005,43 @@
           <w:sz w:val="18"/>
           <w:szCs w:val="18"/>
         </w:rPr>
-        <w:t>StorageType: Cloud -&gt; Platform: GitHub -&gt; Account: topicsscience -&gt; Repository: kingdomheartsknowledge -&gt; Path: Knowledge/2-Science/3-Social science/1-Linguistics/0-Intro to Linguistics/..</w:t>
+        <w:t xml:space="preserve">Data Path: Content Storage Folder -&gt; </w:t>
+      </w:r>
+      <w:proofErr w:type="spellStart"/>
+      <w:r>
+        <w:rPr>
+          <w:bCs/>
+          <w:sz w:val="18"/>
+          <w:szCs w:val="18"/>
+        </w:rPr>
+        <w:t>ContentStorage</w:t>
+      </w:r>
+      <w:proofErr w:type="spellEnd"/>
+      <w:r>
+        <w:rPr>
+          <w:bCs/>
+          <w:sz w:val="18"/>
+          <w:szCs w:val="18"/>
+        </w:rPr>
+        <w:t xml:space="preserve"> Database -&gt; Folders Table -&gt; ID Column: 8, </w:t>
+      </w:r>
+      <w:proofErr w:type="spellStart"/>
+      <w:r>
+        <w:rPr>
+          <w:bCs/>
+          <w:sz w:val="18"/>
+          <w:szCs w:val="18"/>
+        </w:rPr>
+        <w:t>FolderOrFileName</w:t>
+      </w:r>
+      <w:proofErr w:type="spellEnd"/>
+      <w:r>
+        <w:rPr>
+          <w:bCs/>
+          <w:sz w:val="18"/>
+          <w:szCs w:val="18"/>
+        </w:rPr>
+        <w:t xml:space="preserve"> Column: Intro to Linguistics</w:t>
       </w:r>
     </w:p>
     <w:p>
@@ -3319,7 +3535,25 @@
           <w:sz w:val="18"/>
           <w:szCs w:val="18"/>
         </w:rPr>
-        <w:t>Web Tool: Sejda - HTML to PDF (https://www.sejda.com/html-to-pdf) [convert html to pdf]</w:t>
+        <w:t xml:space="preserve">Web Tool: </w:t>
+      </w:r>
+      <w:proofErr w:type="spellStart"/>
+      <w:r>
+        <w:rPr>
+          <w:bCs/>
+          <w:sz w:val="18"/>
+          <w:szCs w:val="18"/>
+        </w:rPr>
+        <w:t>Sejda</w:t>
+      </w:r>
+      <w:proofErr w:type="spellEnd"/>
+      <w:r>
+        <w:rPr>
+          <w:bCs/>
+          <w:sz w:val="18"/>
+          <w:szCs w:val="18"/>
+        </w:rPr>
+        <w:t xml:space="preserve"> - HTML to PDF (https://www.sejda.com/html-to-pdf) [convert html to pdf]</w:t>
       </w:r>
     </w:p>
     <w:p>
@@ -3559,7 +3793,43 @@
           <w:sz w:val="18"/>
           <w:szCs w:val="18"/>
         </w:rPr>
-        <w:t>StorageType: Cloud -&gt; Platform: GitHub -&gt; Account: topicsscience -&gt; Repository: kingdomheartsknowledge -&gt; Path: Knowledge/2-Science/3-Social science/1-Linguistics/0-Intro to Linguistics/..</w:t>
+        <w:t xml:space="preserve">Data Path: Content Storage Folder -&gt; </w:t>
+      </w:r>
+      <w:proofErr w:type="spellStart"/>
+      <w:r>
+        <w:rPr>
+          <w:bCs/>
+          <w:sz w:val="18"/>
+          <w:szCs w:val="18"/>
+        </w:rPr>
+        <w:t>ContentStorage</w:t>
+      </w:r>
+      <w:proofErr w:type="spellEnd"/>
+      <w:r>
+        <w:rPr>
+          <w:bCs/>
+          <w:sz w:val="18"/>
+          <w:szCs w:val="18"/>
+        </w:rPr>
+        <w:t xml:space="preserve"> Database -&gt; Folders Table -&gt; ID Column: 8, </w:t>
+      </w:r>
+      <w:proofErr w:type="spellStart"/>
+      <w:r>
+        <w:rPr>
+          <w:bCs/>
+          <w:sz w:val="18"/>
+          <w:szCs w:val="18"/>
+        </w:rPr>
+        <w:t>FolderOrFileName</w:t>
+      </w:r>
+      <w:proofErr w:type="spellEnd"/>
+      <w:r>
+        <w:rPr>
+          <w:bCs/>
+          <w:sz w:val="18"/>
+          <w:szCs w:val="18"/>
+        </w:rPr>
+        <w:t xml:space="preserve"> Column: Intro to Linguistics</w:t>
       </w:r>
     </w:p>
     <w:p>
@@ -4023,7 +4293,25 @@
           <w:sz w:val="18"/>
           <w:szCs w:val="18"/>
         </w:rPr>
-        <w:t>Web Tool: Sejda - HTML to PDF (https://www.sejda.com/html-to-pdf) [convert html to pdf]</w:t>
+        <w:t xml:space="preserve">Web Tool: </w:t>
+      </w:r>
+      <w:proofErr w:type="spellStart"/>
+      <w:r>
+        <w:rPr>
+          <w:bCs/>
+          <w:sz w:val="18"/>
+          <w:szCs w:val="18"/>
+        </w:rPr>
+        <w:t>Sejda</w:t>
+      </w:r>
+      <w:proofErr w:type="spellEnd"/>
+      <w:r>
+        <w:rPr>
+          <w:bCs/>
+          <w:sz w:val="18"/>
+          <w:szCs w:val="18"/>
+        </w:rPr>
+        <w:t xml:space="preserve"> - HTML to PDF (https://www.sejda.com/html-to-pdf) [convert html to pdf]</w:t>
       </w:r>
     </w:p>
     <w:p>
@@ -4263,7 +4551,43 @@
           <w:sz w:val="18"/>
           <w:szCs w:val="18"/>
         </w:rPr>
-        <w:t>StorageType: Cloud -&gt; Platform: GitHub -&gt; Account: topicsscience -&gt; Repository: kingdomheartsknowledge -&gt; Path: Knowledge/2-Science/3-Social science/1-Linguistics/0-Intro to Linguistics/..</w:t>
+        <w:t xml:space="preserve">Data Path: Content Storage Folder -&gt; </w:t>
+      </w:r>
+      <w:proofErr w:type="spellStart"/>
+      <w:r>
+        <w:rPr>
+          <w:bCs/>
+          <w:sz w:val="18"/>
+          <w:szCs w:val="18"/>
+        </w:rPr>
+        <w:t>ContentStorage</w:t>
+      </w:r>
+      <w:proofErr w:type="spellEnd"/>
+      <w:r>
+        <w:rPr>
+          <w:bCs/>
+          <w:sz w:val="18"/>
+          <w:szCs w:val="18"/>
+        </w:rPr>
+        <w:t xml:space="preserve"> Database -&gt; Folders Table -&gt; ID Column: 8, </w:t>
+      </w:r>
+      <w:proofErr w:type="spellStart"/>
+      <w:r>
+        <w:rPr>
+          <w:bCs/>
+          <w:sz w:val="18"/>
+          <w:szCs w:val="18"/>
+        </w:rPr>
+        <w:t>FolderOrFileName</w:t>
+      </w:r>
+      <w:proofErr w:type="spellEnd"/>
+      <w:r>
+        <w:rPr>
+          <w:bCs/>
+          <w:sz w:val="18"/>
+          <w:szCs w:val="18"/>
+        </w:rPr>
+        <w:t xml:space="preserve"> Column: Intro to Linguistics</w:t>
       </w:r>
     </w:p>
     <w:p>
@@ -4305,6 +4629,14 @@
         </w:rPr>
         <w:t>Wiki Source - [This page was last edited on 14 May 2025, at 11:00 (UTC)]</w:t>
       </w:r>
+    </w:p>
+    <w:p>
+      <w:pPr>
+        <w:rPr>
+          <w:sz w:val="20"/>
+          <w:szCs w:val="20"/>
+        </w:rPr>
+      </w:pPr>
     </w:p>
     <w:p>
       <w:pPr>
@@ -4824,7 +5156,25 @@
           <w:sz w:val="18"/>
           <w:szCs w:val="18"/>
         </w:rPr>
-        <w:t>Web Tool: Sejda - HTML to PDF (</w:t>
+        <w:t xml:space="preserve">Web Tool: </w:t>
+      </w:r>
+      <w:proofErr w:type="spellStart"/>
+      <w:r>
+        <w:rPr>
+          <w:bCs/>
+          <w:sz w:val="18"/>
+          <w:szCs w:val="18"/>
+        </w:rPr>
+        <w:t>Sejda</w:t>
+      </w:r>
+      <w:proofErr w:type="spellEnd"/>
+      <w:r>
+        <w:rPr>
+          <w:bCs/>
+          <w:sz w:val="18"/>
+          <w:szCs w:val="18"/>
+        </w:rPr>
+        <w:t xml:space="preserve"> - HTML to PDF (</w:t>
       </w:r>
       <w:hyperlink r:id="rId17" w:history="1">
         <w:r>
@@ -5083,7 +5433,43 @@
           <w:sz w:val="18"/>
           <w:szCs w:val="18"/>
         </w:rPr>
-        <w:t>StorageType: Cloud -&gt; Platform: GitHub -&gt; Account: topicsscience -&gt; Repository: kingdomheartsknowledge -&gt; Path: Knowledge/2-Science/3-Social science/1-Linguistics/0-Intro to Linguistics/..</w:t>
+        <w:t xml:space="preserve">Data Path: Content Storage Folder -&gt; </w:t>
+      </w:r>
+      <w:proofErr w:type="spellStart"/>
+      <w:r>
+        <w:rPr>
+          <w:bCs/>
+          <w:sz w:val="18"/>
+          <w:szCs w:val="18"/>
+        </w:rPr>
+        <w:t>ContentStorage</w:t>
+      </w:r>
+      <w:proofErr w:type="spellEnd"/>
+      <w:r>
+        <w:rPr>
+          <w:bCs/>
+          <w:sz w:val="18"/>
+          <w:szCs w:val="18"/>
+        </w:rPr>
+        <w:t xml:space="preserve"> Database -&gt; Folders Table -&gt; ID Column: 8, </w:t>
+      </w:r>
+      <w:proofErr w:type="spellStart"/>
+      <w:r>
+        <w:rPr>
+          <w:bCs/>
+          <w:sz w:val="18"/>
+          <w:szCs w:val="18"/>
+        </w:rPr>
+        <w:t>FolderOrFileName</w:t>
+      </w:r>
+      <w:proofErr w:type="spellEnd"/>
+      <w:r>
+        <w:rPr>
+          <w:bCs/>
+          <w:sz w:val="18"/>
+          <w:szCs w:val="18"/>
+        </w:rPr>
+        <w:t xml:space="preserve"> Column: Intro to Linguistics</w:t>
       </w:r>
     </w:p>
     <w:p>
@@ -5555,7 +5941,25 @@
           <w:sz w:val="18"/>
           <w:szCs w:val="18"/>
         </w:rPr>
-        <w:t>Web Tool: iLovePDF - HTML to PDF (</w:t>
+        <w:t xml:space="preserve">Web Tool: </w:t>
+      </w:r>
+      <w:proofErr w:type="spellStart"/>
+      <w:r>
+        <w:rPr>
+          <w:bCs/>
+          <w:sz w:val="18"/>
+          <w:szCs w:val="18"/>
+        </w:rPr>
+        <w:t>iLovePDF</w:t>
+      </w:r>
+      <w:proofErr w:type="spellEnd"/>
+      <w:r>
+        <w:rPr>
+          <w:bCs/>
+          <w:sz w:val="18"/>
+          <w:szCs w:val="18"/>
+        </w:rPr>
+        <w:t xml:space="preserve"> - HTML to PDF (</w:t>
       </w:r>
       <w:hyperlink r:id="rId19" w:history="1">
         <w:r>
@@ -5806,7 +6210,43 @@
           <w:sz w:val="18"/>
           <w:szCs w:val="18"/>
         </w:rPr>
-        <w:t>StorageType: Cloud -&gt; Platform: GitHub -&gt; Account: topicsscience -&gt; Repository: kingdomheartsknowledge -&gt; Path: Knowledge/2-Science/3-Social science/1-Linguistics/0-Intro to Linguistics/..</w:t>
+        <w:t xml:space="preserve">Data Path: Content Storage Folder -&gt; </w:t>
+      </w:r>
+      <w:proofErr w:type="spellStart"/>
+      <w:r>
+        <w:rPr>
+          <w:bCs/>
+          <w:sz w:val="18"/>
+          <w:szCs w:val="18"/>
+        </w:rPr>
+        <w:t>ContentStorage</w:t>
+      </w:r>
+      <w:proofErr w:type="spellEnd"/>
+      <w:r>
+        <w:rPr>
+          <w:bCs/>
+          <w:sz w:val="18"/>
+          <w:szCs w:val="18"/>
+        </w:rPr>
+        <w:t xml:space="preserve"> Database -&gt; Folders Table -&gt; ID Column: 8, </w:t>
+      </w:r>
+      <w:proofErr w:type="spellStart"/>
+      <w:r>
+        <w:rPr>
+          <w:bCs/>
+          <w:sz w:val="18"/>
+          <w:szCs w:val="18"/>
+        </w:rPr>
+        <w:t>FolderOrFileName</w:t>
+      </w:r>
+      <w:proofErr w:type="spellEnd"/>
+      <w:r>
+        <w:rPr>
+          <w:bCs/>
+          <w:sz w:val="18"/>
+          <w:szCs w:val="18"/>
+        </w:rPr>
+        <w:t xml:space="preserve"> Column: Intro to Linguistics</w:t>
       </w:r>
     </w:p>
     <w:p>
@@ -5848,6 +6288,14 @@
         </w:rPr>
         <w:t>Wiki Source - [This page was last edited on 17 July 2025, at 20:17 (UTC)]</w:t>
       </w:r>
+    </w:p>
+    <w:p>
+      <w:pPr>
+        <w:rPr>
+          <w:sz w:val="20"/>
+          <w:szCs w:val="20"/>
+        </w:rPr>
+      </w:pPr>
     </w:p>
     <w:p>
       <w:pPr>
@@ -6351,7 +6799,25 @@
           <w:sz w:val="18"/>
           <w:szCs w:val="18"/>
         </w:rPr>
-        <w:t>Web Tool: Sejda - HTML to PDF (</w:t>
+        <w:t xml:space="preserve">Web Tool: </w:t>
+      </w:r>
+      <w:proofErr w:type="spellStart"/>
+      <w:r>
+        <w:rPr>
+          <w:bCs/>
+          <w:sz w:val="18"/>
+          <w:szCs w:val="18"/>
+        </w:rPr>
+        <w:t>Sejda</w:t>
+      </w:r>
+      <w:proofErr w:type="spellEnd"/>
+      <w:r>
+        <w:rPr>
+          <w:bCs/>
+          <w:sz w:val="18"/>
+          <w:szCs w:val="18"/>
+        </w:rPr>
+        <w:t xml:space="preserve"> - HTML to PDF (</w:t>
       </w:r>
       <w:hyperlink r:id="rId21" w:history="1">
         <w:r>
@@ -6610,7 +7076,43 @@
           <w:sz w:val="18"/>
           <w:szCs w:val="18"/>
         </w:rPr>
-        <w:t>StorageType: Cloud -&gt; Platform: GitHub -&gt; Account: topicsscience -&gt; Repository: kingdomheartsknowledge -&gt; Path: Knowledge/2-Science/3-Social science/1-Linguistics/0-Intro to Linguistics/..</w:t>
+        <w:t xml:space="preserve">Data Path: Content Storage Folder -&gt; </w:t>
+      </w:r>
+      <w:proofErr w:type="spellStart"/>
+      <w:r>
+        <w:rPr>
+          <w:bCs/>
+          <w:sz w:val="18"/>
+          <w:szCs w:val="18"/>
+        </w:rPr>
+        <w:t>ContentStorage</w:t>
+      </w:r>
+      <w:proofErr w:type="spellEnd"/>
+      <w:r>
+        <w:rPr>
+          <w:bCs/>
+          <w:sz w:val="18"/>
+          <w:szCs w:val="18"/>
+        </w:rPr>
+        <w:t xml:space="preserve"> Database -&gt; Folders Table -&gt; ID Column: 8, </w:t>
+      </w:r>
+      <w:proofErr w:type="spellStart"/>
+      <w:r>
+        <w:rPr>
+          <w:bCs/>
+          <w:sz w:val="18"/>
+          <w:szCs w:val="18"/>
+        </w:rPr>
+        <w:t>FolderOrFileName</w:t>
+      </w:r>
+      <w:proofErr w:type="spellEnd"/>
+      <w:r>
+        <w:rPr>
+          <w:bCs/>
+          <w:sz w:val="18"/>
+          <w:szCs w:val="18"/>
+        </w:rPr>
+        <w:t xml:space="preserve"> Column: Intro to Linguistics</w:t>
       </w:r>
     </w:p>
     <w:p>
@@ -7079,7 +7581,25 @@
           <w:sz w:val="18"/>
           <w:szCs w:val="18"/>
         </w:rPr>
-        <w:t>Web Tool: Sejda - HTML to PDF (</w:t>
+        <w:t xml:space="preserve">Web Tool: </w:t>
+      </w:r>
+      <w:proofErr w:type="spellStart"/>
+      <w:r>
+        <w:rPr>
+          <w:bCs/>
+          <w:sz w:val="18"/>
+          <w:szCs w:val="18"/>
+        </w:rPr>
+        <w:t>Sejda</w:t>
+      </w:r>
+      <w:proofErr w:type="spellEnd"/>
+      <w:r>
+        <w:rPr>
+          <w:bCs/>
+          <w:sz w:val="18"/>
+          <w:szCs w:val="18"/>
+        </w:rPr>
+        <w:t xml:space="preserve"> - HTML to PDF (</w:t>
       </w:r>
       <w:hyperlink r:id="rId23" w:history="1">
         <w:r>
@@ -7338,7 +7858,43 @@
           <w:sz w:val="18"/>
           <w:szCs w:val="18"/>
         </w:rPr>
-        <w:t>StorageType: Cloud -&gt; Platform: GitHub -&gt; Account: topicsscience -&gt; Repository: kingdomheartsknowledge -&gt; Path: Knowledge/2-Science/3-Social science/1-Linguistics/0-Intro to Linguistics/..</w:t>
+        <w:t xml:space="preserve">Data Path: Content Storage Folder -&gt; </w:t>
+      </w:r>
+      <w:proofErr w:type="spellStart"/>
+      <w:r>
+        <w:rPr>
+          <w:bCs/>
+          <w:sz w:val="18"/>
+          <w:szCs w:val="18"/>
+        </w:rPr>
+        <w:t>ContentStorage</w:t>
+      </w:r>
+      <w:proofErr w:type="spellEnd"/>
+      <w:r>
+        <w:rPr>
+          <w:bCs/>
+          <w:sz w:val="18"/>
+          <w:szCs w:val="18"/>
+        </w:rPr>
+        <w:t xml:space="preserve"> Database -&gt; Folders Table -&gt; ID Column: 8, </w:t>
+      </w:r>
+      <w:proofErr w:type="spellStart"/>
+      <w:r>
+        <w:rPr>
+          <w:bCs/>
+          <w:sz w:val="18"/>
+          <w:szCs w:val="18"/>
+        </w:rPr>
+        <w:t>FolderOrFileName</w:t>
+      </w:r>
+      <w:proofErr w:type="spellEnd"/>
+      <w:r>
+        <w:rPr>
+          <w:bCs/>
+          <w:sz w:val="18"/>
+          <w:szCs w:val="18"/>
+        </w:rPr>
+        <w:t xml:space="preserve"> Column: Intro to Linguistics</w:t>
       </w:r>
     </w:p>
     <w:p>
@@ -7802,7 +8358,25 @@
           <w:sz w:val="18"/>
           <w:szCs w:val="18"/>
         </w:rPr>
-        <w:t>Web Tool: Sejda - HTML to PDF (</w:t>
+        <w:t xml:space="preserve">Web Tool: </w:t>
+      </w:r>
+      <w:proofErr w:type="spellStart"/>
+      <w:r>
+        <w:rPr>
+          <w:bCs/>
+          <w:sz w:val="18"/>
+          <w:szCs w:val="18"/>
+        </w:rPr>
+        <w:t>Sejda</w:t>
+      </w:r>
+      <w:proofErr w:type="spellEnd"/>
+      <w:r>
+        <w:rPr>
+          <w:bCs/>
+          <w:sz w:val="18"/>
+          <w:szCs w:val="18"/>
+        </w:rPr>
+        <w:t xml:space="preserve"> - HTML to PDF (</w:t>
       </w:r>
       <w:hyperlink r:id="rId25" w:history="1">
         <w:r>
@@ -8061,7 +8635,43 @@
           <w:sz w:val="18"/>
           <w:szCs w:val="18"/>
         </w:rPr>
-        <w:t>StorageType: Cloud -&gt; Platform: GitHub -&gt; Account: topicsscience -&gt; Repository: kingdomheartsknowledge -&gt; Path: Knowledge/2-Science/3-Social science/1-Linguistics/0-Intro to Linguistics/..</w:t>
+        <w:t xml:space="preserve">Data Path: Content Storage Folder -&gt; </w:t>
+      </w:r>
+      <w:proofErr w:type="spellStart"/>
+      <w:r>
+        <w:rPr>
+          <w:bCs/>
+          <w:sz w:val="18"/>
+          <w:szCs w:val="18"/>
+        </w:rPr>
+        <w:t>ContentStorage</w:t>
+      </w:r>
+      <w:proofErr w:type="spellEnd"/>
+      <w:r>
+        <w:rPr>
+          <w:bCs/>
+          <w:sz w:val="18"/>
+          <w:szCs w:val="18"/>
+        </w:rPr>
+        <w:t xml:space="preserve"> Database -&gt; Folders Table -&gt; ID Column: 8, </w:t>
+      </w:r>
+      <w:proofErr w:type="spellStart"/>
+      <w:r>
+        <w:rPr>
+          <w:bCs/>
+          <w:sz w:val="18"/>
+          <w:szCs w:val="18"/>
+        </w:rPr>
+        <w:t>FolderOrFileName</w:t>
+      </w:r>
+      <w:proofErr w:type="spellEnd"/>
+      <w:r>
+        <w:rPr>
+          <w:bCs/>
+          <w:sz w:val="18"/>
+          <w:szCs w:val="18"/>
+        </w:rPr>
+        <w:t xml:space="preserve"> Column: Intro to Linguistics</w:t>
       </w:r>
     </w:p>
     <w:p>
@@ -8526,7 +9136,25 @@
           <w:sz w:val="18"/>
           <w:szCs w:val="18"/>
         </w:rPr>
-        <w:t>Web Tool: Sejda - HTML to PDF (</w:t>
+        <w:t xml:space="preserve">Web Tool: </w:t>
+      </w:r>
+      <w:proofErr w:type="spellStart"/>
+      <w:r>
+        <w:rPr>
+          <w:bCs/>
+          <w:sz w:val="18"/>
+          <w:szCs w:val="18"/>
+        </w:rPr>
+        <w:t>Sejda</w:t>
+      </w:r>
+      <w:proofErr w:type="spellEnd"/>
+      <w:r>
+        <w:rPr>
+          <w:bCs/>
+          <w:sz w:val="18"/>
+          <w:szCs w:val="18"/>
+        </w:rPr>
+        <w:t xml:space="preserve"> - HTML to PDF (</w:t>
       </w:r>
       <w:hyperlink r:id="rId27" w:history="1">
         <w:r>
@@ -8785,7 +9413,43 @@
           <w:sz w:val="18"/>
           <w:szCs w:val="18"/>
         </w:rPr>
-        <w:t>StorageType: Cloud -&gt; Platform: GitHub -&gt; Account: topicsscience -&gt; Repository: kingdomheartsknowledge -&gt; Path: Knowledge/2-Science/3-Social science/1-Linguistics/0-Intro to Linguistics/..</w:t>
+        <w:t xml:space="preserve">Data Path: Content Storage Folder -&gt; </w:t>
+      </w:r>
+      <w:proofErr w:type="spellStart"/>
+      <w:r>
+        <w:rPr>
+          <w:bCs/>
+          <w:sz w:val="18"/>
+          <w:szCs w:val="18"/>
+        </w:rPr>
+        <w:t>ContentStorage</w:t>
+      </w:r>
+      <w:proofErr w:type="spellEnd"/>
+      <w:r>
+        <w:rPr>
+          <w:bCs/>
+          <w:sz w:val="18"/>
+          <w:szCs w:val="18"/>
+        </w:rPr>
+        <w:t xml:space="preserve"> Database -&gt; Folders Table -&gt; ID Column: 8, </w:t>
+      </w:r>
+      <w:proofErr w:type="spellStart"/>
+      <w:r>
+        <w:rPr>
+          <w:bCs/>
+          <w:sz w:val="18"/>
+          <w:szCs w:val="18"/>
+        </w:rPr>
+        <w:t>FolderOrFileName</w:t>
+      </w:r>
+      <w:proofErr w:type="spellEnd"/>
+      <w:r>
+        <w:rPr>
+          <w:bCs/>
+          <w:sz w:val="18"/>
+          <w:szCs w:val="18"/>
+        </w:rPr>
+        <w:t xml:space="preserve"> Column: Intro to Linguistics</w:t>
       </w:r>
     </w:p>
     <w:p>
@@ -9264,7 +9928,25 @@
           <w:sz w:val="18"/>
           <w:szCs w:val="18"/>
         </w:rPr>
-        <w:t>Web Tool: Sejda - HTML to PDF (</w:t>
+        <w:t xml:space="preserve">Web Tool: </w:t>
+      </w:r>
+      <w:proofErr w:type="spellStart"/>
+      <w:r>
+        <w:rPr>
+          <w:bCs/>
+          <w:sz w:val="18"/>
+          <w:szCs w:val="18"/>
+        </w:rPr>
+        <w:t>Sejda</w:t>
+      </w:r>
+      <w:proofErr w:type="spellEnd"/>
+      <w:r>
+        <w:rPr>
+          <w:bCs/>
+          <w:sz w:val="18"/>
+          <w:szCs w:val="18"/>
+        </w:rPr>
+        <w:t xml:space="preserve"> - HTML to PDF (</w:t>
       </w:r>
       <w:hyperlink r:id="rId29" w:history="1">
         <w:r>
@@ -9523,7 +10205,43 @@
           <w:sz w:val="18"/>
           <w:szCs w:val="18"/>
         </w:rPr>
-        <w:t>StorageType: Cloud -&gt; Platform: GitHub -&gt; Account: topicsscience -&gt; Repository: kingdomheartsknowledge -&gt; Path: Knowledge/2-Science/3-Social science/1-Linguistics/0-Intro to Linguistics/..</w:t>
+        <w:t xml:space="preserve">Data Path: Content Storage Folder -&gt; </w:t>
+      </w:r>
+      <w:proofErr w:type="spellStart"/>
+      <w:r>
+        <w:rPr>
+          <w:bCs/>
+          <w:sz w:val="18"/>
+          <w:szCs w:val="18"/>
+        </w:rPr>
+        <w:t>ContentStorage</w:t>
+      </w:r>
+      <w:proofErr w:type="spellEnd"/>
+      <w:r>
+        <w:rPr>
+          <w:bCs/>
+          <w:sz w:val="18"/>
+          <w:szCs w:val="18"/>
+        </w:rPr>
+        <w:t xml:space="preserve"> Database -&gt; Folders Table -&gt; ID Column: 8, </w:t>
+      </w:r>
+      <w:proofErr w:type="spellStart"/>
+      <w:r>
+        <w:rPr>
+          <w:bCs/>
+          <w:sz w:val="18"/>
+          <w:szCs w:val="18"/>
+        </w:rPr>
+        <w:t>FolderOrFileName</w:t>
+      </w:r>
+      <w:proofErr w:type="spellEnd"/>
+      <w:r>
+        <w:rPr>
+          <w:bCs/>
+          <w:sz w:val="18"/>
+          <w:szCs w:val="18"/>
+        </w:rPr>
+        <w:t xml:space="preserve"> Column: Intro to Linguistics</w:t>
       </w:r>
     </w:p>
     <w:p>
@@ -9985,7 +10703,25 @@
           <w:sz w:val="18"/>
           <w:szCs w:val="18"/>
         </w:rPr>
-        <w:t>Web Tool: Sejda - HTML to PDF (</w:t>
+        <w:t xml:space="preserve">Web Tool: </w:t>
+      </w:r>
+      <w:proofErr w:type="spellStart"/>
+      <w:r>
+        <w:rPr>
+          <w:bCs/>
+          <w:sz w:val="18"/>
+          <w:szCs w:val="18"/>
+        </w:rPr>
+        <w:t>Sejda</w:t>
+      </w:r>
+      <w:proofErr w:type="spellEnd"/>
+      <w:r>
+        <w:rPr>
+          <w:bCs/>
+          <w:sz w:val="18"/>
+          <w:szCs w:val="18"/>
+        </w:rPr>
+        <w:t xml:space="preserve"> - HTML to PDF (</w:t>
       </w:r>
       <w:hyperlink r:id="rId31" w:history="1">
         <w:r>
@@ -10244,7 +10980,43 @@
           <w:sz w:val="18"/>
           <w:szCs w:val="18"/>
         </w:rPr>
-        <w:t>StorageType: Cloud -&gt; Platform: GitHub -&gt; Account: topicsscience -&gt; Repository: kingdomheartsknowledge -&gt; Path: Knowledge/2-Science/3-Social science/1-Linguistics/0-Intro to Linguistics/..</w:t>
+        <w:t xml:space="preserve">Data Path: Content Storage Folder -&gt; </w:t>
+      </w:r>
+      <w:proofErr w:type="spellStart"/>
+      <w:r>
+        <w:rPr>
+          <w:bCs/>
+          <w:sz w:val="18"/>
+          <w:szCs w:val="18"/>
+        </w:rPr>
+        <w:t>ContentStorage</w:t>
+      </w:r>
+      <w:proofErr w:type="spellEnd"/>
+      <w:r>
+        <w:rPr>
+          <w:bCs/>
+          <w:sz w:val="18"/>
+          <w:szCs w:val="18"/>
+        </w:rPr>
+        <w:t xml:space="preserve"> Database -&gt; Folders Table -&gt; ID Column: 8, </w:t>
+      </w:r>
+      <w:proofErr w:type="spellStart"/>
+      <w:r>
+        <w:rPr>
+          <w:bCs/>
+          <w:sz w:val="18"/>
+          <w:szCs w:val="18"/>
+        </w:rPr>
+        <w:t>FolderOrFileName</w:t>
+      </w:r>
+      <w:proofErr w:type="spellEnd"/>
+      <w:r>
+        <w:rPr>
+          <w:bCs/>
+          <w:sz w:val="18"/>
+          <w:szCs w:val="18"/>
+        </w:rPr>
+        <w:t xml:space="preserve"> Column: Intro to Linguistics</w:t>
       </w:r>
     </w:p>
     <w:p>
@@ -10287,6 +11059,7 @@
         <w:t>Wiki Source - [This page was last edited on 12 July 2025, at 21:11 (UTC)]</w:t>
       </w:r>
     </w:p>
+    <w:p/>
     <w:p/>
     <w:p/>
     <w:p/>
@@ -10710,7 +11483,25 @@
           <w:sz w:val="18"/>
           <w:szCs w:val="18"/>
         </w:rPr>
-        <w:t>Web Tool: Sejda - HTML to PDF (</w:t>
+        <w:t xml:space="preserve">Web Tool: </w:t>
+      </w:r>
+      <w:proofErr w:type="spellStart"/>
+      <w:r>
+        <w:rPr>
+          <w:bCs/>
+          <w:sz w:val="18"/>
+          <w:szCs w:val="18"/>
+        </w:rPr>
+        <w:t>Sejda</w:t>
+      </w:r>
+      <w:proofErr w:type="spellEnd"/>
+      <w:r>
+        <w:rPr>
+          <w:bCs/>
+          <w:sz w:val="18"/>
+          <w:szCs w:val="18"/>
+        </w:rPr>
+        <w:t xml:space="preserve"> - HTML to PDF (</w:t>
       </w:r>
       <w:hyperlink r:id="rId33" w:history="1">
         <w:r>
@@ -10969,7 +11760,43 @@
           <w:sz w:val="18"/>
           <w:szCs w:val="18"/>
         </w:rPr>
-        <w:t>StorageType: Cloud -&gt; Platform: GitHub -&gt; Account: topicsscience -&gt; Repository: kingdomheartsknowledge -&gt; Path: Knowledge/2-Science/3-Social science/1-Linguistics/0-Intro to Linguistics/..</w:t>
+        <w:t xml:space="preserve">Data Path: Content Storage Folder -&gt; </w:t>
+      </w:r>
+      <w:proofErr w:type="spellStart"/>
+      <w:r>
+        <w:rPr>
+          <w:bCs/>
+          <w:sz w:val="18"/>
+          <w:szCs w:val="18"/>
+        </w:rPr>
+        <w:t>ContentStorage</w:t>
+      </w:r>
+      <w:proofErr w:type="spellEnd"/>
+      <w:r>
+        <w:rPr>
+          <w:bCs/>
+          <w:sz w:val="18"/>
+          <w:szCs w:val="18"/>
+        </w:rPr>
+        <w:t xml:space="preserve"> Database -&gt; Folders Table -&gt; ID Column: 8, </w:t>
+      </w:r>
+      <w:proofErr w:type="spellStart"/>
+      <w:r>
+        <w:rPr>
+          <w:bCs/>
+          <w:sz w:val="18"/>
+          <w:szCs w:val="18"/>
+        </w:rPr>
+        <w:t>FolderOrFileName</w:t>
+      </w:r>
+      <w:proofErr w:type="spellEnd"/>
+      <w:r>
+        <w:rPr>
+          <w:bCs/>
+          <w:sz w:val="18"/>
+          <w:szCs w:val="18"/>
+        </w:rPr>
+        <w:t xml:space="preserve"> Column: Intro to Linguistics</w:t>
       </w:r>
     </w:p>
     <w:p>
@@ -11419,7 +12246,25 @@
           <w:sz w:val="18"/>
           <w:szCs w:val="18"/>
         </w:rPr>
-        <w:t>Web Tool: Sejda - HTML to PDF (</w:t>
+        <w:t xml:space="preserve">Web Tool: </w:t>
+      </w:r>
+      <w:proofErr w:type="spellStart"/>
+      <w:r>
+        <w:rPr>
+          <w:bCs/>
+          <w:sz w:val="18"/>
+          <w:szCs w:val="18"/>
+        </w:rPr>
+        <w:t>Sejda</w:t>
+      </w:r>
+      <w:proofErr w:type="spellEnd"/>
+      <w:r>
+        <w:rPr>
+          <w:bCs/>
+          <w:sz w:val="18"/>
+          <w:szCs w:val="18"/>
+        </w:rPr>
+        <w:t xml:space="preserve"> - HTML to PDF (</w:t>
       </w:r>
       <w:hyperlink r:id="rId35" w:history="1">
         <w:r>
@@ -11678,7 +12523,43 @@
           <w:sz w:val="18"/>
           <w:szCs w:val="18"/>
         </w:rPr>
-        <w:t>StorageType: Cloud -&gt; Platform: GitHub -&gt; Account: topicsscience -&gt; Repository: kingdomheartsknowledge -&gt; Path: Knowledge/2-Science/3-Social science/1-Linguistics/0-Intro to Linguistics/..</w:t>
+        <w:t xml:space="preserve">Data Path: Content Storage Folder -&gt; </w:t>
+      </w:r>
+      <w:proofErr w:type="spellStart"/>
+      <w:r>
+        <w:rPr>
+          <w:bCs/>
+          <w:sz w:val="18"/>
+          <w:szCs w:val="18"/>
+        </w:rPr>
+        <w:t>ContentStorage</w:t>
+      </w:r>
+      <w:proofErr w:type="spellEnd"/>
+      <w:r>
+        <w:rPr>
+          <w:bCs/>
+          <w:sz w:val="18"/>
+          <w:szCs w:val="18"/>
+        </w:rPr>
+        <w:t xml:space="preserve"> Database -&gt; Folders Table -&gt; ID Column: 8, </w:t>
+      </w:r>
+      <w:proofErr w:type="spellStart"/>
+      <w:r>
+        <w:rPr>
+          <w:bCs/>
+          <w:sz w:val="18"/>
+          <w:szCs w:val="18"/>
+        </w:rPr>
+        <w:t>FolderOrFileName</w:t>
+      </w:r>
+      <w:proofErr w:type="spellEnd"/>
+      <w:r>
+        <w:rPr>
+          <w:bCs/>
+          <w:sz w:val="18"/>
+          <w:szCs w:val="18"/>
+        </w:rPr>
+        <w:t xml:space="preserve"> Column: Intro to Linguistics</w:t>
       </w:r>
     </w:p>
     <w:p>
@@ -11721,6 +12602,7 @@
         <w:t>Wiki Source - [This page was last edited on 14 July 2025, at 05:59 (UTC)]</w:t>
       </w:r>
     </w:p>
+    <w:p/>
     <w:p/>
     <w:p/>
     <w:p/>
@@ -12145,7 +13027,25 @@
           <w:sz w:val="18"/>
           <w:szCs w:val="18"/>
         </w:rPr>
-        <w:t>Web Tool: Sejda - HTML to PDF (</w:t>
+        <w:t xml:space="preserve">Web Tool: </w:t>
+      </w:r>
+      <w:proofErr w:type="spellStart"/>
+      <w:r>
+        <w:rPr>
+          <w:bCs/>
+          <w:sz w:val="18"/>
+          <w:szCs w:val="18"/>
+        </w:rPr>
+        <w:t>Sejda</w:t>
+      </w:r>
+      <w:proofErr w:type="spellEnd"/>
+      <w:r>
+        <w:rPr>
+          <w:bCs/>
+          <w:sz w:val="18"/>
+          <w:szCs w:val="18"/>
+        </w:rPr>
+        <w:t xml:space="preserve"> - HTML to PDF (</w:t>
       </w:r>
       <w:hyperlink r:id="rId37" w:history="1">
         <w:r>
@@ -12404,7 +13304,43 @@
           <w:sz w:val="18"/>
           <w:szCs w:val="18"/>
         </w:rPr>
-        <w:t>StorageType: Cloud -&gt; Platform: GitHub -&gt; Account: topicsscience -&gt; Repository: kingdomheartsknowledge -&gt; Path: Knowledge/2-Science/3-Social science/1-Linguistics/0-Intro to Linguistics/..</w:t>
+        <w:t xml:space="preserve">Data Path: Content Storage Folder -&gt; </w:t>
+      </w:r>
+      <w:proofErr w:type="spellStart"/>
+      <w:r>
+        <w:rPr>
+          <w:bCs/>
+          <w:sz w:val="18"/>
+          <w:szCs w:val="18"/>
+        </w:rPr>
+        <w:t>ContentStorage</w:t>
+      </w:r>
+      <w:proofErr w:type="spellEnd"/>
+      <w:r>
+        <w:rPr>
+          <w:bCs/>
+          <w:sz w:val="18"/>
+          <w:szCs w:val="18"/>
+        </w:rPr>
+        <w:t xml:space="preserve"> Database -&gt; Folders Table -&gt; ID Column: 8, </w:t>
+      </w:r>
+      <w:proofErr w:type="spellStart"/>
+      <w:r>
+        <w:rPr>
+          <w:bCs/>
+          <w:sz w:val="18"/>
+          <w:szCs w:val="18"/>
+        </w:rPr>
+        <w:t>FolderOrFileName</w:t>
+      </w:r>
+      <w:proofErr w:type="spellEnd"/>
+      <w:r>
+        <w:rPr>
+          <w:bCs/>
+          <w:sz w:val="18"/>
+          <w:szCs w:val="18"/>
+        </w:rPr>
+        <w:t xml:space="preserve"> Column: Intro to Linguistics</w:t>
       </w:r>
     </w:p>
     <w:p>
@@ -12876,7 +13812,25 @@
           <w:sz w:val="18"/>
           <w:szCs w:val="18"/>
         </w:rPr>
-        <w:t>Web Tool: Sejda - HTML to PDF (</w:t>
+        <w:t xml:space="preserve">Web Tool: </w:t>
+      </w:r>
+      <w:proofErr w:type="spellStart"/>
+      <w:r>
+        <w:rPr>
+          <w:bCs/>
+          <w:sz w:val="18"/>
+          <w:szCs w:val="18"/>
+        </w:rPr>
+        <w:t>Sejda</w:t>
+      </w:r>
+      <w:proofErr w:type="spellEnd"/>
+      <w:r>
+        <w:rPr>
+          <w:bCs/>
+          <w:sz w:val="18"/>
+          <w:szCs w:val="18"/>
+        </w:rPr>
+        <w:t xml:space="preserve"> - HTML to PDF (</w:t>
       </w:r>
       <w:hyperlink r:id="rId39" w:history="1">
         <w:r>
@@ -13135,7 +14089,43 @@
           <w:sz w:val="18"/>
           <w:szCs w:val="18"/>
         </w:rPr>
-        <w:t>StorageType: Cloud -&gt; Platform: GitHub -&gt; Account: topicsscience -&gt; Repository: kingdomheartsknowledge -&gt; Path: Knowledge/2-Science/3-Social science/1-Linguistics/0-Intro to Linguistics/..</w:t>
+        <w:t xml:space="preserve">Data Path: Content Storage Folder -&gt; </w:t>
+      </w:r>
+      <w:proofErr w:type="spellStart"/>
+      <w:r>
+        <w:rPr>
+          <w:bCs/>
+          <w:sz w:val="18"/>
+          <w:szCs w:val="18"/>
+        </w:rPr>
+        <w:t>ContentStorage</w:t>
+      </w:r>
+      <w:proofErr w:type="spellEnd"/>
+      <w:r>
+        <w:rPr>
+          <w:bCs/>
+          <w:sz w:val="18"/>
+          <w:szCs w:val="18"/>
+        </w:rPr>
+        <w:t xml:space="preserve"> Database -&gt; Folders Table -&gt; ID Column: 8, </w:t>
+      </w:r>
+      <w:proofErr w:type="spellStart"/>
+      <w:r>
+        <w:rPr>
+          <w:bCs/>
+          <w:sz w:val="18"/>
+          <w:szCs w:val="18"/>
+        </w:rPr>
+        <w:t>FolderOrFileName</w:t>
+      </w:r>
+      <w:proofErr w:type="spellEnd"/>
+      <w:r>
+        <w:rPr>
+          <w:bCs/>
+          <w:sz w:val="18"/>
+          <w:szCs w:val="18"/>
+        </w:rPr>
+        <w:t xml:space="preserve"> Column: Intro to Linguistics</w:t>
       </w:r>
     </w:p>
     <w:p>
@@ -13583,7 +14573,25 @@
           <w:sz w:val="18"/>
           <w:szCs w:val="18"/>
         </w:rPr>
-        <w:t>Web Tool: Sejda - HTML to PDF (</w:t>
+        <w:t xml:space="preserve">Web Tool: </w:t>
+      </w:r>
+      <w:proofErr w:type="spellStart"/>
+      <w:r>
+        <w:rPr>
+          <w:bCs/>
+          <w:sz w:val="18"/>
+          <w:szCs w:val="18"/>
+        </w:rPr>
+        <w:t>Sejda</w:t>
+      </w:r>
+      <w:proofErr w:type="spellEnd"/>
+      <w:r>
+        <w:rPr>
+          <w:bCs/>
+          <w:sz w:val="18"/>
+          <w:szCs w:val="18"/>
+        </w:rPr>
+        <w:t xml:space="preserve"> - HTML to PDF (</w:t>
       </w:r>
       <w:hyperlink r:id="rId41" w:history="1">
         <w:r>
@@ -13842,7 +14850,43 @@
           <w:sz w:val="18"/>
           <w:szCs w:val="18"/>
         </w:rPr>
-        <w:t>StorageType: Cloud -&gt; Platform: GitHub -&gt; Account: topicsscience -&gt; Repository: kingdomheartsknowledge -&gt; Path: Knowledge/2-Science/3-Social science/1-Linguistics/0-Intro to Linguistics/..</w:t>
+        <w:t xml:space="preserve">Data Path: Content Storage Folder -&gt; </w:t>
+      </w:r>
+      <w:proofErr w:type="spellStart"/>
+      <w:r>
+        <w:rPr>
+          <w:bCs/>
+          <w:sz w:val="18"/>
+          <w:szCs w:val="18"/>
+        </w:rPr>
+        <w:t>ContentStorage</w:t>
+      </w:r>
+      <w:proofErr w:type="spellEnd"/>
+      <w:r>
+        <w:rPr>
+          <w:bCs/>
+          <w:sz w:val="18"/>
+          <w:szCs w:val="18"/>
+        </w:rPr>
+        <w:t xml:space="preserve"> Database -&gt; Folders Table -&gt; ID Column: 8, </w:t>
+      </w:r>
+      <w:proofErr w:type="spellStart"/>
+      <w:r>
+        <w:rPr>
+          <w:bCs/>
+          <w:sz w:val="18"/>
+          <w:szCs w:val="18"/>
+        </w:rPr>
+        <w:t>FolderOrFileName</w:t>
+      </w:r>
+      <w:proofErr w:type="spellEnd"/>
+      <w:r>
+        <w:rPr>
+          <w:bCs/>
+          <w:sz w:val="18"/>
+          <w:szCs w:val="18"/>
+        </w:rPr>
+        <w:t xml:space="preserve"> Column: Intro to Linguistics</w:t>
       </w:r>
     </w:p>
     <w:p>
@@ -14282,7 +15326,25 @@
           <w:sz w:val="18"/>
           <w:szCs w:val="18"/>
         </w:rPr>
-        <w:t>Web Tool: Sejda - HTML to PDF (</w:t>
+        <w:t xml:space="preserve">Web Tool: </w:t>
+      </w:r>
+      <w:proofErr w:type="spellStart"/>
+      <w:r>
+        <w:rPr>
+          <w:bCs/>
+          <w:sz w:val="18"/>
+          <w:szCs w:val="18"/>
+        </w:rPr>
+        <w:t>Sejda</w:t>
+      </w:r>
+      <w:proofErr w:type="spellEnd"/>
+      <w:r>
+        <w:rPr>
+          <w:bCs/>
+          <w:sz w:val="18"/>
+          <w:szCs w:val="18"/>
+        </w:rPr>
+        <w:t xml:space="preserve"> - HTML to PDF (</w:t>
       </w:r>
       <w:hyperlink r:id="rId43" w:history="1">
         <w:r>
@@ -14541,7 +15603,43 @@
           <w:sz w:val="18"/>
           <w:szCs w:val="18"/>
         </w:rPr>
-        <w:t>StorageType: Cloud -&gt; Platform: GitHub -&gt; Account: topicsscience -&gt; Repository: kingdomheartsknowledge -&gt; Path: Knowledge/2-Science/3-Social science/1-Linguistics/0-Intro to Linguistics/..</w:t>
+        <w:t xml:space="preserve">Data Path: Content Storage Folder -&gt; </w:t>
+      </w:r>
+      <w:proofErr w:type="spellStart"/>
+      <w:r>
+        <w:rPr>
+          <w:bCs/>
+          <w:sz w:val="18"/>
+          <w:szCs w:val="18"/>
+        </w:rPr>
+        <w:t>ContentStorage</w:t>
+      </w:r>
+      <w:proofErr w:type="spellEnd"/>
+      <w:r>
+        <w:rPr>
+          <w:bCs/>
+          <w:sz w:val="18"/>
+          <w:szCs w:val="18"/>
+        </w:rPr>
+        <w:t xml:space="preserve"> Database -&gt; Folders Table -&gt; ID Column: 8, </w:t>
+      </w:r>
+      <w:proofErr w:type="spellStart"/>
+      <w:r>
+        <w:rPr>
+          <w:bCs/>
+          <w:sz w:val="18"/>
+          <w:szCs w:val="18"/>
+        </w:rPr>
+        <w:t>FolderOrFileName</w:t>
+      </w:r>
+      <w:proofErr w:type="spellEnd"/>
+      <w:r>
+        <w:rPr>
+          <w:bCs/>
+          <w:sz w:val="18"/>
+          <w:szCs w:val="18"/>
+        </w:rPr>
+        <w:t xml:space="preserve"> Column: Intro to Linguistics</w:t>
       </w:r>
     </w:p>
     <w:p>
@@ -14583,6 +15681,14 @@
         </w:rPr>
         <w:t>Wiki Source - [This page was last edited on 22 March 2025, at 20:34 (UTC)]</w:t>
       </w:r>
+    </w:p>
+    <w:p>
+      <w:pPr>
+        <w:rPr>
+          <w:sz w:val="20"/>
+          <w:szCs w:val="20"/>
+        </w:rPr>
+      </w:pPr>
     </w:p>
     <w:p>
       <w:pPr>
@@ -15062,7 +16168,25 @@
           <w:sz w:val="18"/>
           <w:szCs w:val="18"/>
         </w:rPr>
-        <w:t>Web Tool: Sejda - HTML to PDF (</w:t>
+        <w:t xml:space="preserve">Web Tool: </w:t>
+      </w:r>
+      <w:proofErr w:type="spellStart"/>
+      <w:r>
+        <w:rPr>
+          <w:bCs/>
+          <w:sz w:val="18"/>
+          <w:szCs w:val="18"/>
+        </w:rPr>
+        <w:t>Sejda</w:t>
+      </w:r>
+      <w:proofErr w:type="spellEnd"/>
+      <w:r>
+        <w:rPr>
+          <w:bCs/>
+          <w:sz w:val="18"/>
+          <w:szCs w:val="18"/>
+        </w:rPr>
+        <w:t xml:space="preserve"> - HTML to PDF (</w:t>
       </w:r>
       <w:hyperlink r:id="rId45" w:history="1">
         <w:r>
@@ -15321,7 +16445,43 @@
           <w:sz w:val="18"/>
           <w:szCs w:val="18"/>
         </w:rPr>
-        <w:t>StorageType: Cloud -&gt; Platform: GitHub -&gt; Account: topicsscience -&gt; Repository: kingdomheartsknowledge -&gt; Path: Knowledge/2-Science/3-Social science/1-Linguistics/0-Intro to Linguistics/..</w:t>
+        <w:t xml:space="preserve">Data Path: Content Storage Folder -&gt; </w:t>
+      </w:r>
+      <w:proofErr w:type="spellStart"/>
+      <w:r>
+        <w:rPr>
+          <w:bCs/>
+          <w:sz w:val="18"/>
+          <w:szCs w:val="18"/>
+        </w:rPr>
+        <w:t>ContentStorage</w:t>
+      </w:r>
+      <w:proofErr w:type="spellEnd"/>
+      <w:r>
+        <w:rPr>
+          <w:bCs/>
+          <w:sz w:val="18"/>
+          <w:szCs w:val="18"/>
+        </w:rPr>
+        <w:t xml:space="preserve"> Database -&gt; Folders Table -&gt; ID Column: 8, </w:t>
+      </w:r>
+      <w:proofErr w:type="spellStart"/>
+      <w:r>
+        <w:rPr>
+          <w:bCs/>
+          <w:sz w:val="18"/>
+          <w:szCs w:val="18"/>
+        </w:rPr>
+        <w:t>FolderOrFileName</w:t>
+      </w:r>
+      <w:proofErr w:type="spellEnd"/>
+      <w:r>
+        <w:rPr>
+          <w:bCs/>
+          <w:sz w:val="18"/>
+          <w:szCs w:val="18"/>
+        </w:rPr>
+        <w:t xml:space="preserve"> Column: Intro to Linguistics</w:t>
       </w:r>
     </w:p>
     <w:p>
@@ -15761,7 +16921,25 @@
           <w:sz w:val="18"/>
           <w:szCs w:val="18"/>
         </w:rPr>
-        <w:t>Web Tool: Sejda - HTML to PDF (</w:t>
+        <w:t xml:space="preserve">Web Tool: </w:t>
+      </w:r>
+      <w:proofErr w:type="spellStart"/>
+      <w:r>
+        <w:rPr>
+          <w:bCs/>
+          <w:sz w:val="18"/>
+          <w:szCs w:val="18"/>
+        </w:rPr>
+        <w:t>Sejda</w:t>
+      </w:r>
+      <w:proofErr w:type="spellEnd"/>
+      <w:r>
+        <w:rPr>
+          <w:bCs/>
+          <w:sz w:val="18"/>
+          <w:szCs w:val="18"/>
+        </w:rPr>
+        <w:t xml:space="preserve"> - HTML to PDF (</w:t>
       </w:r>
       <w:hyperlink r:id="rId47" w:history="1">
         <w:r>
@@ -16012,7 +17190,43 @@
           <w:sz w:val="18"/>
           <w:szCs w:val="18"/>
         </w:rPr>
-        <w:t>StorageType: Cloud -&gt; Platform: GitHub -&gt; Account: topicsscience -&gt; Repository: kingdomheartsknowledge -&gt; Path: Knowledge/2-Science/3-Social science/1-Linguistics/0-Intro to Linguistics/..</w:t>
+        <w:t xml:space="preserve">Data Path: Content Storage Folder -&gt; </w:t>
+      </w:r>
+      <w:proofErr w:type="spellStart"/>
+      <w:r>
+        <w:rPr>
+          <w:bCs/>
+          <w:sz w:val="18"/>
+          <w:szCs w:val="18"/>
+        </w:rPr>
+        <w:t>ContentStorage</w:t>
+      </w:r>
+      <w:proofErr w:type="spellEnd"/>
+      <w:r>
+        <w:rPr>
+          <w:bCs/>
+          <w:sz w:val="18"/>
+          <w:szCs w:val="18"/>
+        </w:rPr>
+        <w:t xml:space="preserve"> Database -&gt; Folders Table -&gt; ID Column: 8, </w:t>
+      </w:r>
+      <w:proofErr w:type="spellStart"/>
+      <w:r>
+        <w:rPr>
+          <w:bCs/>
+          <w:sz w:val="18"/>
+          <w:szCs w:val="18"/>
+        </w:rPr>
+        <w:t>FolderOrFileName</w:t>
+      </w:r>
+      <w:proofErr w:type="spellEnd"/>
+      <w:r>
+        <w:rPr>
+          <w:bCs/>
+          <w:sz w:val="18"/>
+          <w:szCs w:val="18"/>
+        </w:rPr>
+        <w:t xml:space="preserve"> Column: Intro to Linguistics</w:t>
       </w:r>
     </w:p>
     <w:p>
@@ -16054,6 +17268,14 @@
         </w:rPr>
         <w:t>Wiki Source - [This page was last edited on 10 July 2025, at 06:48 (UTC)]</w:t>
       </w:r>
+    </w:p>
+    <w:p>
+      <w:pPr>
+        <w:rPr>
+          <w:sz w:val="20"/>
+          <w:szCs w:val="20"/>
+        </w:rPr>
+      </w:pPr>
     </w:p>
     <w:p>
       <w:pPr>
@@ -16541,7 +17763,25 @@
           <w:sz w:val="18"/>
           <w:szCs w:val="18"/>
         </w:rPr>
-        <w:t>Web Tool: Sejda - HTML to PDF (</w:t>
+        <w:t xml:space="preserve">Web Tool: </w:t>
+      </w:r>
+      <w:proofErr w:type="spellStart"/>
+      <w:r>
+        <w:rPr>
+          <w:bCs/>
+          <w:sz w:val="18"/>
+          <w:szCs w:val="18"/>
+        </w:rPr>
+        <w:t>Sejda</w:t>
+      </w:r>
+      <w:proofErr w:type="spellEnd"/>
+      <w:r>
+        <w:rPr>
+          <w:bCs/>
+          <w:sz w:val="18"/>
+          <w:szCs w:val="18"/>
+        </w:rPr>
+        <w:t xml:space="preserve"> - HTML to PDF (</w:t>
       </w:r>
       <w:hyperlink r:id="rId49" w:history="1">
         <w:r>
@@ -16808,7 +18048,43 @@
           <w:sz w:val="18"/>
           <w:szCs w:val="18"/>
         </w:rPr>
-        <w:t>StorageType: Cloud -&gt; Platform: GitHub -&gt; Account: topicsscience -&gt; Repository: kingdomheartsknowledge -&gt; Path: Knowledge/2-Science/3-Social science/1-Linguistics/0-Intro to Linguistics/..</w:t>
+        <w:t xml:space="preserve">Data Path: Content Storage Folder -&gt; </w:t>
+      </w:r>
+      <w:proofErr w:type="spellStart"/>
+      <w:r>
+        <w:rPr>
+          <w:bCs/>
+          <w:sz w:val="18"/>
+          <w:szCs w:val="18"/>
+        </w:rPr>
+        <w:t>ContentStorage</w:t>
+      </w:r>
+      <w:proofErr w:type="spellEnd"/>
+      <w:r>
+        <w:rPr>
+          <w:bCs/>
+          <w:sz w:val="18"/>
+          <w:szCs w:val="18"/>
+        </w:rPr>
+        <w:t xml:space="preserve"> Database -&gt; Folders Table -&gt; ID Column: 8, </w:t>
+      </w:r>
+      <w:proofErr w:type="spellStart"/>
+      <w:r>
+        <w:rPr>
+          <w:bCs/>
+          <w:sz w:val="18"/>
+          <w:szCs w:val="18"/>
+        </w:rPr>
+        <w:t>FolderOrFileName</w:t>
+      </w:r>
+      <w:proofErr w:type="spellEnd"/>
+      <w:r>
+        <w:rPr>
+          <w:bCs/>
+          <w:sz w:val="18"/>
+          <w:szCs w:val="18"/>
+        </w:rPr>
+        <w:t xml:space="preserve"> Column: Intro to Linguistics</w:t>
       </w:r>
     </w:p>
     <w:p>
@@ -17257,7 +18533,25 @@
           <w:sz w:val="18"/>
           <w:szCs w:val="18"/>
         </w:rPr>
-        <w:t>Web Tool: Sejda - HTML to PDF (</w:t>
+        <w:t xml:space="preserve">Web Tool: </w:t>
+      </w:r>
+      <w:proofErr w:type="spellStart"/>
+      <w:r>
+        <w:rPr>
+          <w:bCs/>
+          <w:sz w:val="18"/>
+          <w:szCs w:val="18"/>
+        </w:rPr>
+        <w:t>Sejda</w:t>
+      </w:r>
+      <w:proofErr w:type="spellEnd"/>
+      <w:r>
+        <w:rPr>
+          <w:bCs/>
+          <w:sz w:val="18"/>
+          <w:szCs w:val="18"/>
+        </w:rPr>
+        <w:t xml:space="preserve"> - HTML to PDF (</w:t>
       </w:r>
       <w:hyperlink r:id="rId51" w:history="1">
         <w:r>
@@ -17516,7 +18810,43 @@
           <w:sz w:val="18"/>
           <w:szCs w:val="18"/>
         </w:rPr>
-        <w:t>StorageType: Cloud -&gt; Platform: GitHub -&gt; Account: topicsscience -&gt; Repository: kingdomheartsknowledge -&gt; Path: Knowledge/2-Science/3-Social science/1-Linguistics/0-Intro to Linguistics/..</w:t>
+        <w:t xml:space="preserve">Data Path: Content Storage Folder -&gt; </w:t>
+      </w:r>
+      <w:proofErr w:type="spellStart"/>
+      <w:r>
+        <w:rPr>
+          <w:bCs/>
+          <w:sz w:val="18"/>
+          <w:szCs w:val="18"/>
+        </w:rPr>
+        <w:t>ContentStorage</w:t>
+      </w:r>
+      <w:proofErr w:type="spellEnd"/>
+      <w:r>
+        <w:rPr>
+          <w:bCs/>
+          <w:sz w:val="18"/>
+          <w:szCs w:val="18"/>
+        </w:rPr>
+        <w:t xml:space="preserve"> Database -&gt; Folders Table -&gt; ID Column: 8, </w:t>
+      </w:r>
+      <w:proofErr w:type="spellStart"/>
+      <w:r>
+        <w:rPr>
+          <w:bCs/>
+          <w:sz w:val="18"/>
+          <w:szCs w:val="18"/>
+        </w:rPr>
+        <w:t>FolderOrFileName</w:t>
+      </w:r>
+      <w:proofErr w:type="spellEnd"/>
+      <w:r>
+        <w:rPr>
+          <w:bCs/>
+          <w:sz w:val="18"/>
+          <w:szCs w:val="18"/>
+        </w:rPr>
+        <w:t xml:space="preserve"> Column: Intro to Linguistics</w:t>
       </w:r>
     </w:p>
     <w:p>
@@ -17973,7 +19303,25 @@
           <w:sz w:val="18"/>
           <w:szCs w:val="18"/>
         </w:rPr>
-        <w:t>Web Tool: Sejda - HTML to PDF (</w:t>
+        <w:t xml:space="preserve">Web Tool: </w:t>
+      </w:r>
+      <w:proofErr w:type="spellStart"/>
+      <w:r>
+        <w:rPr>
+          <w:bCs/>
+          <w:sz w:val="18"/>
+          <w:szCs w:val="18"/>
+        </w:rPr>
+        <w:t>Sejda</w:t>
+      </w:r>
+      <w:proofErr w:type="spellEnd"/>
+      <w:r>
+        <w:rPr>
+          <w:bCs/>
+          <w:sz w:val="18"/>
+          <w:szCs w:val="18"/>
+        </w:rPr>
+        <w:t xml:space="preserve"> - HTML to PDF (</w:t>
       </w:r>
       <w:hyperlink r:id="rId53" w:history="1">
         <w:r>
@@ -18232,7 +19580,43 @@
           <w:sz w:val="18"/>
           <w:szCs w:val="18"/>
         </w:rPr>
-        <w:t>StorageType: Cloud -&gt; Platform: GitHub -&gt; Account: topicsscience -&gt; Repository: kingdomheartsknowledge -&gt; Path: Knowledge/2-Science/3-Social science/1-Linguistics/0-Intro to Linguistics/..</w:t>
+        <w:t xml:space="preserve">Data Path: Content Storage Folder -&gt; </w:t>
+      </w:r>
+      <w:proofErr w:type="spellStart"/>
+      <w:r>
+        <w:rPr>
+          <w:bCs/>
+          <w:sz w:val="18"/>
+          <w:szCs w:val="18"/>
+        </w:rPr>
+        <w:t>ContentStorage</w:t>
+      </w:r>
+      <w:proofErr w:type="spellEnd"/>
+      <w:r>
+        <w:rPr>
+          <w:bCs/>
+          <w:sz w:val="18"/>
+          <w:szCs w:val="18"/>
+        </w:rPr>
+        <w:t xml:space="preserve"> Database -&gt; Folders Table -&gt; ID Column: 8, </w:t>
+      </w:r>
+      <w:proofErr w:type="spellStart"/>
+      <w:r>
+        <w:rPr>
+          <w:bCs/>
+          <w:sz w:val="18"/>
+          <w:szCs w:val="18"/>
+        </w:rPr>
+        <w:t>FolderOrFileName</w:t>
+      </w:r>
+      <w:proofErr w:type="spellEnd"/>
+      <w:r>
+        <w:rPr>
+          <w:bCs/>
+          <w:sz w:val="18"/>
+          <w:szCs w:val="18"/>
+        </w:rPr>
+        <w:t xml:space="preserve"> Column: Intro to Linguistics</w:t>
       </w:r>
     </w:p>
     <w:p>
@@ -18682,7 +20066,25 @@
           <w:sz w:val="18"/>
           <w:szCs w:val="18"/>
         </w:rPr>
-        <w:t>Web Tool: Sejda - HTML to PDF (</w:t>
+        <w:t xml:space="preserve">Web Tool: </w:t>
+      </w:r>
+      <w:proofErr w:type="spellStart"/>
+      <w:r>
+        <w:rPr>
+          <w:bCs/>
+          <w:sz w:val="18"/>
+          <w:szCs w:val="18"/>
+        </w:rPr>
+        <w:t>Sejda</w:t>
+      </w:r>
+      <w:proofErr w:type="spellEnd"/>
+      <w:r>
+        <w:rPr>
+          <w:bCs/>
+          <w:sz w:val="18"/>
+          <w:szCs w:val="18"/>
+        </w:rPr>
+        <w:t xml:space="preserve"> - HTML to PDF (</w:t>
       </w:r>
       <w:hyperlink r:id="rId55" w:history="1">
         <w:r>
@@ -18941,7 +20343,43 @@
           <w:sz w:val="18"/>
           <w:szCs w:val="18"/>
         </w:rPr>
-        <w:t>StorageType: Cloud -&gt; Platform: GitHub -&gt; Account: topicsscience -&gt; Repository: kingdomheartsknowledge -&gt; Path: Knowledge/2-Science/3-Social science/1-Linguistics/0-Intro to Linguistics/..</w:t>
+        <w:t xml:space="preserve">Data Path: Content Storage Folder -&gt; </w:t>
+      </w:r>
+      <w:proofErr w:type="spellStart"/>
+      <w:r>
+        <w:rPr>
+          <w:bCs/>
+          <w:sz w:val="18"/>
+          <w:szCs w:val="18"/>
+        </w:rPr>
+        <w:t>ContentStorage</w:t>
+      </w:r>
+      <w:proofErr w:type="spellEnd"/>
+      <w:r>
+        <w:rPr>
+          <w:bCs/>
+          <w:sz w:val="18"/>
+          <w:szCs w:val="18"/>
+        </w:rPr>
+        <w:t xml:space="preserve"> Database -&gt; Folders Table -&gt; ID Column: 8, </w:t>
+      </w:r>
+      <w:proofErr w:type="spellStart"/>
+      <w:r>
+        <w:rPr>
+          <w:bCs/>
+          <w:sz w:val="18"/>
+          <w:szCs w:val="18"/>
+        </w:rPr>
+        <w:t>FolderOrFileName</w:t>
+      </w:r>
+      <w:proofErr w:type="spellEnd"/>
+      <w:r>
+        <w:rPr>
+          <w:bCs/>
+          <w:sz w:val="18"/>
+          <w:szCs w:val="18"/>
+        </w:rPr>
+        <w:t xml:space="preserve"> Column: Intro to Linguistics</w:t>
       </w:r>
     </w:p>
     <w:p>
@@ -18983,6 +20421,14 @@
         </w:rPr>
         <w:t>Wiki Source - [This page was last edited on 27 May 2025, at 05:54 (UTC)]</w:t>
       </w:r>
+    </w:p>
+    <w:p>
+      <w:pPr>
+        <w:rPr>
+          <w:sz w:val="20"/>
+          <w:szCs w:val="20"/>
+        </w:rPr>
+      </w:pPr>
     </w:p>
     <w:p>
       <w:pPr>
@@ -19471,7 +20917,25 @@
           <w:sz w:val="18"/>
           <w:szCs w:val="18"/>
         </w:rPr>
-        <w:t>Web Tool: Sejda - HTML to PDF (</w:t>
+        <w:t xml:space="preserve">Web Tool: </w:t>
+      </w:r>
+      <w:proofErr w:type="spellStart"/>
+      <w:r>
+        <w:rPr>
+          <w:bCs/>
+          <w:sz w:val="18"/>
+          <w:szCs w:val="18"/>
+        </w:rPr>
+        <w:t>Sejda</w:t>
+      </w:r>
+      <w:proofErr w:type="spellEnd"/>
+      <w:r>
+        <w:rPr>
+          <w:bCs/>
+          <w:sz w:val="18"/>
+          <w:szCs w:val="18"/>
+        </w:rPr>
+        <w:t xml:space="preserve"> - HTML to PDF (</w:t>
       </w:r>
       <w:hyperlink r:id="rId57" w:history="1">
         <w:r>
@@ -19730,7 +21194,43 @@
           <w:sz w:val="18"/>
           <w:szCs w:val="18"/>
         </w:rPr>
-        <w:t>StorageType: Cloud -&gt; Platform: GitHub -&gt; Account: topicsscience -&gt; Repository: kingdomheartsknowledge -&gt; Path: Knowledge/2-Science/3-Social science/1-Linguistics/0-Intro to Linguistics/..</w:t>
+        <w:t xml:space="preserve">Data Path: Content Storage Folder -&gt; </w:t>
+      </w:r>
+      <w:proofErr w:type="spellStart"/>
+      <w:r>
+        <w:rPr>
+          <w:bCs/>
+          <w:sz w:val="18"/>
+          <w:szCs w:val="18"/>
+        </w:rPr>
+        <w:t>ContentStorage</w:t>
+      </w:r>
+      <w:proofErr w:type="spellEnd"/>
+      <w:r>
+        <w:rPr>
+          <w:bCs/>
+          <w:sz w:val="18"/>
+          <w:szCs w:val="18"/>
+        </w:rPr>
+        <w:t xml:space="preserve"> Database -&gt; Folders Table -&gt; ID Column: 8, </w:t>
+      </w:r>
+      <w:proofErr w:type="spellStart"/>
+      <w:r>
+        <w:rPr>
+          <w:bCs/>
+          <w:sz w:val="18"/>
+          <w:szCs w:val="18"/>
+        </w:rPr>
+        <w:t>FolderOrFileName</w:t>
+      </w:r>
+      <w:proofErr w:type="spellEnd"/>
+      <w:r>
+        <w:rPr>
+          <w:bCs/>
+          <w:sz w:val="18"/>
+          <w:szCs w:val="18"/>
+        </w:rPr>
+        <w:t xml:space="preserve"> Column: Intro to Linguistics</w:t>
       </w:r>
     </w:p>
     <w:p>
@@ -20179,7 +21679,25 @@
           <w:sz w:val="18"/>
           <w:szCs w:val="18"/>
         </w:rPr>
-        <w:t>Web Tool: Sejda - HTML to PDF (</w:t>
+        <w:t xml:space="preserve">Web Tool: </w:t>
+      </w:r>
+      <w:proofErr w:type="spellStart"/>
+      <w:r>
+        <w:rPr>
+          <w:bCs/>
+          <w:sz w:val="18"/>
+          <w:szCs w:val="18"/>
+        </w:rPr>
+        <w:t>Sejda</w:t>
+      </w:r>
+      <w:proofErr w:type="spellEnd"/>
+      <w:r>
+        <w:rPr>
+          <w:bCs/>
+          <w:sz w:val="18"/>
+          <w:szCs w:val="18"/>
+        </w:rPr>
+        <w:t xml:space="preserve"> - HTML to PDF (</w:t>
       </w:r>
       <w:hyperlink r:id="rId59" w:history="1">
         <w:r>
@@ -20438,7 +21956,43 @@
           <w:sz w:val="18"/>
           <w:szCs w:val="18"/>
         </w:rPr>
-        <w:t>StorageType: Cloud -&gt; Platform: GitHub -&gt; Account: topicsscience -&gt; Repository: kingdomheartsknowledge -&gt; Path: Knowledge/2-Science/3-Social science/1-Linguistics/0-Intro to Linguistics/..</w:t>
+        <w:t xml:space="preserve">Data Path: Content Storage Folder -&gt; </w:t>
+      </w:r>
+      <w:proofErr w:type="spellStart"/>
+      <w:r>
+        <w:rPr>
+          <w:bCs/>
+          <w:sz w:val="18"/>
+          <w:szCs w:val="18"/>
+        </w:rPr>
+        <w:t>ContentStorage</w:t>
+      </w:r>
+      <w:proofErr w:type="spellEnd"/>
+      <w:r>
+        <w:rPr>
+          <w:bCs/>
+          <w:sz w:val="18"/>
+          <w:szCs w:val="18"/>
+        </w:rPr>
+        <w:t xml:space="preserve"> Database -&gt; Folders Table -&gt; ID Column: 8, </w:t>
+      </w:r>
+      <w:proofErr w:type="spellStart"/>
+      <w:r>
+        <w:rPr>
+          <w:bCs/>
+          <w:sz w:val="18"/>
+          <w:szCs w:val="18"/>
+        </w:rPr>
+        <w:t>FolderOrFileName</w:t>
+      </w:r>
+      <w:proofErr w:type="spellEnd"/>
+      <w:r>
+        <w:rPr>
+          <w:bCs/>
+          <w:sz w:val="18"/>
+          <w:szCs w:val="18"/>
+        </w:rPr>
+        <w:t xml:space="preserve"> Column: Intro to Linguistics</w:t>
       </w:r>
     </w:p>
     <w:p>
@@ -20480,6 +22034,14 @@
         </w:rPr>
         <w:t>Wiki Source - [This page was last edited on 4 June 2025, at 12:58 (UTC)]</w:t>
       </w:r>
+    </w:p>
+    <w:p>
+      <w:pPr>
+        <w:rPr>
+          <w:sz w:val="20"/>
+          <w:szCs w:val="20"/>
+        </w:rPr>
+      </w:pPr>
     </w:p>
     <w:p>
       <w:pPr>
@@ -20968,7 +22530,25 @@
           <w:sz w:val="18"/>
           <w:szCs w:val="18"/>
         </w:rPr>
-        <w:t>Web Tool: Sejda - HTML to PDF (</w:t>
+        <w:t xml:space="preserve">Web Tool: </w:t>
+      </w:r>
+      <w:proofErr w:type="spellStart"/>
+      <w:r>
+        <w:rPr>
+          <w:bCs/>
+          <w:sz w:val="18"/>
+          <w:szCs w:val="18"/>
+        </w:rPr>
+        <w:t>Sejda</w:t>
+      </w:r>
+      <w:proofErr w:type="spellEnd"/>
+      <w:r>
+        <w:rPr>
+          <w:bCs/>
+          <w:sz w:val="18"/>
+          <w:szCs w:val="18"/>
+        </w:rPr>
+        <w:t xml:space="preserve"> - HTML to PDF (</w:t>
       </w:r>
       <w:hyperlink r:id="rId61" w:history="1">
         <w:r>
@@ -21227,7 +22807,43 @@
           <w:sz w:val="18"/>
           <w:szCs w:val="18"/>
         </w:rPr>
-        <w:t>StorageType: Cloud -&gt; Platform: GitHub -&gt; Account: topicsscience -&gt; Repository: kingdomheartsknowledge -&gt; Path: Knowledge/2-Science/3-Social science/1-Linguistics/0-Intro to Linguistics/..</w:t>
+        <w:t xml:space="preserve">Data Path: Content Storage Folder -&gt; </w:t>
+      </w:r>
+      <w:proofErr w:type="spellStart"/>
+      <w:r>
+        <w:rPr>
+          <w:bCs/>
+          <w:sz w:val="18"/>
+          <w:szCs w:val="18"/>
+        </w:rPr>
+        <w:t>ContentStorage</w:t>
+      </w:r>
+      <w:proofErr w:type="spellEnd"/>
+      <w:r>
+        <w:rPr>
+          <w:bCs/>
+          <w:sz w:val="18"/>
+          <w:szCs w:val="18"/>
+        </w:rPr>
+        <w:t xml:space="preserve"> Database -&gt; Folders Table -&gt; ID Column: 8, </w:t>
+      </w:r>
+      <w:proofErr w:type="spellStart"/>
+      <w:r>
+        <w:rPr>
+          <w:bCs/>
+          <w:sz w:val="18"/>
+          <w:szCs w:val="18"/>
+        </w:rPr>
+        <w:t>FolderOrFileName</w:t>
+      </w:r>
+      <w:proofErr w:type="spellEnd"/>
+      <w:r>
+        <w:rPr>
+          <w:bCs/>
+          <w:sz w:val="18"/>
+          <w:szCs w:val="18"/>
+        </w:rPr>
+        <w:t xml:space="preserve"> Column: Intro to Linguistics</w:t>
       </w:r>
     </w:p>
     <w:p>
@@ -21676,7 +23292,25 @@
           <w:sz w:val="18"/>
           <w:szCs w:val="18"/>
         </w:rPr>
-        <w:t>Web Tool: Sejda - HTML to PDF (</w:t>
+        <w:t xml:space="preserve">Web Tool: </w:t>
+      </w:r>
+      <w:proofErr w:type="spellStart"/>
+      <w:r>
+        <w:rPr>
+          <w:bCs/>
+          <w:sz w:val="18"/>
+          <w:szCs w:val="18"/>
+        </w:rPr>
+        <w:t>Sejda</w:t>
+      </w:r>
+      <w:proofErr w:type="spellEnd"/>
+      <w:r>
+        <w:rPr>
+          <w:bCs/>
+          <w:sz w:val="18"/>
+          <w:szCs w:val="18"/>
+        </w:rPr>
+        <w:t xml:space="preserve"> - HTML to PDF (</w:t>
       </w:r>
       <w:hyperlink r:id="rId63" w:history="1">
         <w:r>
@@ -21935,7 +23569,43 @@
           <w:sz w:val="18"/>
           <w:szCs w:val="18"/>
         </w:rPr>
-        <w:t>StorageType: Cloud -&gt; Platform: GitHub -&gt; Account: topicsscience -&gt; Repository: kingdomheartsknowledge -&gt; Path: Knowledge/2-Science/3-Social science/1-Linguistics/0-Intro to Linguistics/..</w:t>
+        <w:t xml:space="preserve">Data Path: Content Storage Folder -&gt; </w:t>
+      </w:r>
+      <w:proofErr w:type="spellStart"/>
+      <w:r>
+        <w:rPr>
+          <w:bCs/>
+          <w:sz w:val="18"/>
+          <w:szCs w:val="18"/>
+        </w:rPr>
+        <w:t>ContentStorage</w:t>
+      </w:r>
+      <w:proofErr w:type="spellEnd"/>
+      <w:r>
+        <w:rPr>
+          <w:bCs/>
+          <w:sz w:val="18"/>
+          <w:szCs w:val="18"/>
+        </w:rPr>
+        <w:t xml:space="preserve"> Database -&gt; Folders Table -&gt; ID Column: 8, </w:t>
+      </w:r>
+      <w:proofErr w:type="spellStart"/>
+      <w:r>
+        <w:rPr>
+          <w:bCs/>
+          <w:sz w:val="18"/>
+          <w:szCs w:val="18"/>
+        </w:rPr>
+        <w:t>FolderOrFileName</w:t>
+      </w:r>
+      <w:proofErr w:type="spellEnd"/>
+      <w:r>
+        <w:rPr>
+          <w:bCs/>
+          <w:sz w:val="18"/>
+          <w:szCs w:val="18"/>
+        </w:rPr>
+        <w:t xml:space="preserve"> Column: Intro to Linguistics</w:t>
       </w:r>
     </w:p>
     <w:p>
@@ -22393,7 +24063,25 @@
           <w:sz w:val="18"/>
           <w:szCs w:val="18"/>
         </w:rPr>
-        <w:t>Web Tool: Sejda - HTML to PDF (</w:t>
+        <w:t xml:space="preserve">Web Tool: </w:t>
+      </w:r>
+      <w:proofErr w:type="spellStart"/>
+      <w:r>
+        <w:rPr>
+          <w:bCs/>
+          <w:sz w:val="18"/>
+          <w:szCs w:val="18"/>
+        </w:rPr>
+        <w:t>Sejda</w:t>
+      </w:r>
+      <w:proofErr w:type="spellEnd"/>
+      <w:r>
+        <w:rPr>
+          <w:bCs/>
+          <w:sz w:val="18"/>
+          <w:szCs w:val="18"/>
+        </w:rPr>
+        <w:t xml:space="preserve"> - HTML to PDF (</w:t>
       </w:r>
       <w:hyperlink r:id="rId65" w:history="1">
         <w:r>
@@ -22652,7 +24340,43 @@
           <w:sz w:val="18"/>
           <w:szCs w:val="18"/>
         </w:rPr>
-        <w:t>StorageType: Cloud -&gt; Platform: GitHub -&gt; Account: topicsscience -&gt; Repository: kingdomheartsknowledge -&gt; Path: Knowledge/2-Science/3-Social science/1-Linguistics/0-Intro to Linguistics/..</w:t>
+        <w:t xml:space="preserve">Data Path: Content Storage Folder -&gt; </w:t>
+      </w:r>
+      <w:proofErr w:type="spellStart"/>
+      <w:r>
+        <w:rPr>
+          <w:bCs/>
+          <w:sz w:val="18"/>
+          <w:szCs w:val="18"/>
+        </w:rPr>
+        <w:t>ContentStorage</w:t>
+      </w:r>
+      <w:proofErr w:type="spellEnd"/>
+      <w:r>
+        <w:rPr>
+          <w:bCs/>
+          <w:sz w:val="18"/>
+          <w:szCs w:val="18"/>
+        </w:rPr>
+        <w:t xml:space="preserve"> Database -&gt; Folders Table -&gt; ID Column: 8, </w:t>
+      </w:r>
+      <w:proofErr w:type="spellStart"/>
+      <w:r>
+        <w:rPr>
+          <w:bCs/>
+          <w:sz w:val="18"/>
+          <w:szCs w:val="18"/>
+        </w:rPr>
+        <w:t>FolderOrFileName</w:t>
+      </w:r>
+      <w:proofErr w:type="spellEnd"/>
+      <w:r>
+        <w:rPr>
+          <w:bCs/>
+          <w:sz w:val="18"/>
+          <w:szCs w:val="18"/>
+        </w:rPr>
+        <w:t xml:space="preserve"> Column: Intro to Linguistics</w:t>
       </w:r>
     </w:p>
     <w:p>
@@ -23110,7 +24834,25 @@
           <w:sz w:val="18"/>
           <w:szCs w:val="18"/>
         </w:rPr>
-        <w:t>Web Tool: Sejda - HTML to PDF (</w:t>
+        <w:t xml:space="preserve">Web Tool: </w:t>
+      </w:r>
+      <w:proofErr w:type="spellStart"/>
+      <w:r>
+        <w:rPr>
+          <w:bCs/>
+          <w:sz w:val="18"/>
+          <w:szCs w:val="18"/>
+        </w:rPr>
+        <w:t>Sejda</w:t>
+      </w:r>
+      <w:proofErr w:type="spellEnd"/>
+      <w:r>
+        <w:rPr>
+          <w:bCs/>
+          <w:sz w:val="18"/>
+          <w:szCs w:val="18"/>
+        </w:rPr>
+        <w:t xml:space="preserve"> - HTML to PDF (</w:t>
       </w:r>
       <w:hyperlink r:id="rId67" w:history="1">
         <w:r>
@@ -23369,7 +25111,43 @@
           <w:sz w:val="18"/>
           <w:szCs w:val="18"/>
         </w:rPr>
-        <w:t>StorageType: Cloud -&gt; Platform: GitHub -&gt; Account: topicsscience -&gt; Repository: kingdomheartsknowledge -&gt; Path: Knowledge/2-Science/3-Social science/1-Linguistics/0-Intro to Linguistics/..</w:t>
+        <w:t xml:space="preserve">Data Path: Content Storage Folder -&gt; </w:t>
+      </w:r>
+      <w:proofErr w:type="spellStart"/>
+      <w:r>
+        <w:rPr>
+          <w:bCs/>
+          <w:sz w:val="18"/>
+          <w:szCs w:val="18"/>
+        </w:rPr>
+        <w:t>ContentStorage</w:t>
+      </w:r>
+      <w:proofErr w:type="spellEnd"/>
+      <w:r>
+        <w:rPr>
+          <w:bCs/>
+          <w:sz w:val="18"/>
+          <w:szCs w:val="18"/>
+        </w:rPr>
+        <w:t xml:space="preserve"> Database -&gt; Folders Table -&gt; ID Column: 8, </w:t>
+      </w:r>
+      <w:proofErr w:type="spellStart"/>
+      <w:r>
+        <w:rPr>
+          <w:bCs/>
+          <w:sz w:val="18"/>
+          <w:szCs w:val="18"/>
+        </w:rPr>
+        <w:t>FolderOrFileName</w:t>
+      </w:r>
+      <w:proofErr w:type="spellEnd"/>
+      <w:r>
+        <w:rPr>
+          <w:bCs/>
+          <w:sz w:val="18"/>
+          <w:szCs w:val="18"/>
+        </w:rPr>
+        <w:t xml:space="preserve"> Column: Intro to Linguistics</w:t>
       </w:r>
     </w:p>
     <w:p>
@@ -23827,7 +25605,25 @@
           <w:sz w:val="18"/>
           <w:szCs w:val="18"/>
         </w:rPr>
-        <w:t>Web Tool: Sejda - HTML to PDF (</w:t>
+        <w:t xml:space="preserve">Web Tool: </w:t>
+      </w:r>
+      <w:proofErr w:type="spellStart"/>
+      <w:r>
+        <w:rPr>
+          <w:bCs/>
+          <w:sz w:val="18"/>
+          <w:szCs w:val="18"/>
+        </w:rPr>
+        <w:t>Sejda</w:t>
+      </w:r>
+      <w:proofErr w:type="spellEnd"/>
+      <w:r>
+        <w:rPr>
+          <w:bCs/>
+          <w:sz w:val="18"/>
+          <w:szCs w:val="18"/>
+        </w:rPr>
+        <w:t xml:space="preserve"> - HTML to PDF (</w:t>
       </w:r>
       <w:hyperlink r:id="rId69" w:history="1">
         <w:r>
@@ -24086,7 +25882,43 @@
           <w:sz w:val="18"/>
           <w:szCs w:val="18"/>
         </w:rPr>
-        <w:t>StorageType: Cloud -&gt; Platform: GitHub -&gt; Account: topicsscience -&gt; Repository: kingdomheartsknowledge -&gt; Path: Knowledge/2-Science/3-Social science/1-Linguistics/0-Intro to Linguistics/..</w:t>
+        <w:t xml:space="preserve">Data Path: Content Storage Folder -&gt; </w:t>
+      </w:r>
+      <w:proofErr w:type="spellStart"/>
+      <w:r>
+        <w:rPr>
+          <w:bCs/>
+          <w:sz w:val="18"/>
+          <w:szCs w:val="18"/>
+        </w:rPr>
+        <w:t>ContentStorage</w:t>
+      </w:r>
+      <w:proofErr w:type="spellEnd"/>
+      <w:r>
+        <w:rPr>
+          <w:bCs/>
+          <w:sz w:val="18"/>
+          <w:szCs w:val="18"/>
+        </w:rPr>
+        <w:t xml:space="preserve"> Database -&gt; Folders Table -&gt; ID Column: 8, </w:t>
+      </w:r>
+      <w:proofErr w:type="spellStart"/>
+      <w:r>
+        <w:rPr>
+          <w:bCs/>
+          <w:sz w:val="18"/>
+          <w:szCs w:val="18"/>
+        </w:rPr>
+        <w:t>FolderOrFileName</w:t>
+      </w:r>
+      <w:proofErr w:type="spellEnd"/>
+      <w:r>
+        <w:rPr>
+          <w:bCs/>
+          <w:sz w:val="18"/>
+          <w:szCs w:val="18"/>
+        </w:rPr>
+        <w:t xml:space="preserve"> Column: Intro to Linguistics</w:t>
       </w:r>
     </w:p>
     <w:p>
@@ -24521,7 +26353,25 @@
           <w:sz w:val="18"/>
           <w:szCs w:val="18"/>
         </w:rPr>
-        <w:t>Web Tool: Sejda - HTML to PDF (</w:t>
+        <w:t xml:space="preserve">Web Tool: </w:t>
+      </w:r>
+      <w:proofErr w:type="spellStart"/>
+      <w:r>
+        <w:rPr>
+          <w:bCs/>
+          <w:sz w:val="18"/>
+          <w:szCs w:val="18"/>
+        </w:rPr>
+        <w:t>Sejda</w:t>
+      </w:r>
+      <w:proofErr w:type="spellEnd"/>
+      <w:r>
+        <w:rPr>
+          <w:bCs/>
+          <w:sz w:val="18"/>
+          <w:szCs w:val="18"/>
+        </w:rPr>
+        <w:t xml:space="preserve"> - HTML to PDF (</w:t>
       </w:r>
       <w:hyperlink r:id="rId71" w:history="1">
         <w:r>
@@ -24780,7 +26630,43 @@
           <w:sz w:val="18"/>
           <w:szCs w:val="18"/>
         </w:rPr>
-        <w:t>StorageType: Cloud -&gt; Platform: GitHub -&gt; Account: topicsscience -&gt; Repository: kingdomheartsknowledge -&gt; Path: Knowledge/2-Science/3-Social science/1-Linguistics/0-Intro to Linguistics/..</w:t>
+        <w:t xml:space="preserve">Data Path: Content Storage Folder -&gt; </w:t>
+      </w:r>
+      <w:proofErr w:type="spellStart"/>
+      <w:r>
+        <w:rPr>
+          <w:bCs/>
+          <w:sz w:val="18"/>
+          <w:szCs w:val="18"/>
+        </w:rPr>
+        <w:t>ContentStorage</w:t>
+      </w:r>
+      <w:proofErr w:type="spellEnd"/>
+      <w:r>
+        <w:rPr>
+          <w:bCs/>
+          <w:sz w:val="18"/>
+          <w:szCs w:val="18"/>
+        </w:rPr>
+        <w:t xml:space="preserve"> Database -&gt; Folders Table -&gt; ID Column: 8, </w:t>
+      </w:r>
+      <w:proofErr w:type="spellStart"/>
+      <w:r>
+        <w:rPr>
+          <w:bCs/>
+          <w:sz w:val="18"/>
+          <w:szCs w:val="18"/>
+        </w:rPr>
+        <w:t>FolderOrFileName</w:t>
+      </w:r>
+      <w:proofErr w:type="spellEnd"/>
+      <w:r>
+        <w:rPr>
+          <w:bCs/>
+          <w:sz w:val="18"/>
+          <w:szCs w:val="18"/>
+        </w:rPr>
+        <w:t xml:space="preserve"> Column: Intro to Linguistics</w:t>
       </w:r>
     </w:p>
     <w:p>
@@ -25228,7 +27114,25 @@
           <w:sz w:val="18"/>
           <w:szCs w:val="18"/>
         </w:rPr>
-        <w:t>Web Tool: Sejda - HTML to PDF (</w:t>
+        <w:t xml:space="preserve">Web Tool: </w:t>
+      </w:r>
+      <w:proofErr w:type="spellStart"/>
+      <w:r>
+        <w:rPr>
+          <w:bCs/>
+          <w:sz w:val="18"/>
+          <w:szCs w:val="18"/>
+        </w:rPr>
+        <w:t>Sejda</w:t>
+      </w:r>
+      <w:proofErr w:type="spellEnd"/>
+      <w:r>
+        <w:rPr>
+          <w:bCs/>
+          <w:sz w:val="18"/>
+          <w:szCs w:val="18"/>
+        </w:rPr>
+        <w:t xml:space="preserve"> - HTML to PDF (</w:t>
       </w:r>
       <w:hyperlink r:id="rId73" w:history="1">
         <w:r>
@@ -25487,7 +27391,43 @@
           <w:sz w:val="18"/>
           <w:szCs w:val="18"/>
         </w:rPr>
-        <w:t>StorageType: Cloud -&gt; Platform: GitHub -&gt; Account: topicsscience -&gt; Repository: kingdomheartsknowledge -&gt; Path: Knowledge/2-Science/3-Social science/1-Linguistics/0-Intro to Linguistics/..</w:t>
+        <w:t xml:space="preserve">Data Path: Content Storage Folder -&gt; </w:t>
+      </w:r>
+      <w:proofErr w:type="spellStart"/>
+      <w:r>
+        <w:rPr>
+          <w:bCs/>
+          <w:sz w:val="18"/>
+          <w:szCs w:val="18"/>
+        </w:rPr>
+        <w:t>ContentStorage</w:t>
+      </w:r>
+      <w:proofErr w:type="spellEnd"/>
+      <w:r>
+        <w:rPr>
+          <w:bCs/>
+          <w:sz w:val="18"/>
+          <w:szCs w:val="18"/>
+        </w:rPr>
+        <w:t xml:space="preserve"> Database -&gt; Folders Table -&gt; ID Column: 8, </w:t>
+      </w:r>
+      <w:proofErr w:type="spellStart"/>
+      <w:r>
+        <w:rPr>
+          <w:bCs/>
+          <w:sz w:val="18"/>
+          <w:szCs w:val="18"/>
+        </w:rPr>
+        <w:t>FolderOrFileName</w:t>
+      </w:r>
+      <w:proofErr w:type="spellEnd"/>
+      <w:r>
+        <w:rPr>
+          <w:bCs/>
+          <w:sz w:val="18"/>
+          <w:szCs w:val="18"/>
+        </w:rPr>
+        <w:t xml:space="preserve"> Column: Intro to Linguistics</w:t>
       </w:r>
     </w:p>
     <w:p>
@@ -25929,7 +27869,25 @@
           <w:sz w:val="18"/>
           <w:szCs w:val="18"/>
         </w:rPr>
-        <w:t>Web Tool: Sejda - HTML to PDF (</w:t>
+        <w:t xml:space="preserve">Web Tool: </w:t>
+      </w:r>
+      <w:proofErr w:type="spellStart"/>
+      <w:r>
+        <w:rPr>
+          <w:bCs/>
+          <w:sz w:val="18"/>
+          <w:szCs w:val="18"/>
+        </w:rPr>
+        <w:t>Sejda</w:t>
+      </w:r>
+      <w:proofErr w:type="spellEnd"/>
+      <w:r>
+        <w:rPr>
+          <w:bCs/>
+          <w:sz w:val="18"/>
+          <w:szCs w:val="18"/>
+        </w:rPr>
+        <w:t xml:space="preserve"> - HTML to PDF (</w:t>
       </w:r>
       <w:hyperlink r:id="rId75" w:history="1">
         <w:r>
@@ -26188,7 +28146,43 @@
           <w:sz w:val="18"/>
           <w:szCs w:val="18"/>
         </w:rPr>
-        <w:t>StorageType: Cloud -&gt; Platform: GitHub -&gt; Account: topicsscience -&gt; Repository: kingdomheartsknowledge -&gt; Path: Knowledge/2-Science/3-Social science/1-Linguistics/0-Intro to Linguistics/..</w:t>
+        <w:t xml:space="preserve">Data Path: Content Storage Folder -&gt; </w:t>
+      </w:r>
+      <w:proofErr w:type="spellStart"/>
+      <w:r>
+        <w:rPr>
+          <w:bCs/>
+          <w:sz w:val="18"/>
+          <w:szCs w:val="18"/>
+        </w:rPr>
+        <w:t>ContentStorage</w:t>
+      </w:r>
+      <w:proofErr w:type="spellEnd"/>
+      <w:r>
+        <w:rPr>
+          <w:bCs/>
+          <w:sz w:val="18"/>
+          <w:szCs w:val="18"/>
+        </w:rPr>
+        <w:t xml:space="preserve"> Database -&gt; Folders Table -&gt; ID Column: 8, </w:t>
+      </w:r>
+      <w:proofErr w:type="spellStart"/>
+      <w:r>
+        <w:rPr>
+          <w:bCs/>
+          <w:sz w:val="18"/>
+          <w:szCs w:val="18"/>
+        </w:rPr>
+        <w:t>FolderOrFileName</w:t>
+      </w:r>
+      <w:proofErr w:type="spellEnd"/>
+      <w:r>
+        <w:rPr>
+          <w:bCs/>
+          <w:sz w:val="18"/>
+          <w:szCs w:val="18"/>
+        </w:rPr>
+        <w:t xml:space="preserve"> Column: Intro to Linguistics</w:t>
       </w:r>
     </w:p>
     <w:p>
@@ -26630,7 +28624,25 @@
           <w:sz w:val="18"/>
           <w:szCs w:val="18"/>
         </w:rPr>
-        <w:t>Web Tool: Sejda - HTML to PDF (</w:t>
+        <w:t xml:space="preserve">Web Tool: </w:t>
+      </w:r>
+      <w:proofErr w:type="spellStart"/>
+      <w:r>
+        <w:rPr>
+          <w:bCs/>
+          <w:sz w:val="18"/>
+          <w:szCs w:val="18"/>
+        </w:rPr>
+        <w:t>Sejda</w:t>
+      </w:r>
+      <w:proofErr w:type="spellEnd"/>
+      <w:r>
+        <w:rPr>
+          <w:bCs/>
+          <w:sz w:val="18"/>
+          <w:szCs w:val="18"/>
+        </w:rPr>
+        <w:t xml:space="preserve"> - HTML to PDF (</w:t>
       </w:r>
       <w:hyperlink r:id="rId77" w:history="1">
         <w:r>
@@ -26889,7 +28901,43 @@
           <w:sz w:val="18"/>
           <w:szCs w:val="18"/>
         </w:rPr>
-        <w:t>StorageType: Cloud -&gt; Platform: GitHub -&gt; Account: topicsscience -&gt; Repository: kingdomheartsknowledge -&gt; Path: Knowledge/2-Science/3-Social science/1-Linguistics/0-Intro to Linguistics/..</w:t>
+        <w:t xml:space="preserve">Data Path: Content Storage Folder -&gt; </w:t>
+      </w:r>
+      <w:proofErr w:type="spellStart"/>
+      <w:r>
+        <w:rPr>
+          <w:bCs/>
+          <w:sz w:val="18"/>
+          <w:szCs w:val="18"/>
+        </w:rPr>
+        <w:t>ContentStorage</w:t>
+      </w:r>
+      <w:proofErr w:type="spellEnd"/>
+      <w:r>
+        <w:rPr>
+          <w:bCs/>
+          <w:sz w:val="18"/>
+          <w:szCs w:val="18"/>
+        </w:rPr>
+        <w:t xml:space="preserve"> Database -&gt; Folders Table -&gt; ID Column: 8, </w:t>
+      </w:r>
+      <w:proofErr w:type="spellStart"/>
+      <w:r>
+        <w:rPr>
+          <w:bCs/>
+          <w:sz w:val="18"/>
+          <w:szCs w:val="18"/>
+        </w:rPr>
+        <w:t>FolderOrFileName</w:t>
+      </w:r>
+      <w:proofErr w:type="spellEnd"/>
+      <w:r>
+        <w:rPr>
+          <w:bCs/>
+          <w:sz w:val="18"/>
+          <w:szCs w:val="18"/>
+        </w:rPr>
+        <w:t xml:space="preserve"> Column: Intro to Linguistics</w:t>
       </w:r>
     </w:p>
     <w:p>
@@ -27335,7 +29383,25 @@
           <w:sz w:val="18"/>
           <w:szCs w:val="18"/>
         </w:rPr>
-        <w:t>Web Tool: Sejda - HTML to PDF (</w:t>
+        <w:t xml:space="preserve">Web Tool: </w:t>
+      </w:r>
+      <w:proofErr w:type="spellStart"/>
+      <w:r>
+        <w:rPr>
+          <w:bCs/>
+          <w:sz w:val="18"/>
+          <w:szCs w:val="18"/>
+        </w:rPr>
+        <w:t>Sejda</w:t>
+      </w:r>
+      <w:proofErr w:type="spellEnd"/>
+      <w:r>
+        <w:rPr>
+          <w:bCs/>
+          <w:sz w:val="18"/>
+          <w:szCs w:val="18"/>
+        </w:rPr>
+        <w:t xml:space="preserve"> - HTML to PDF (</w:t>
       </w:r>
       <w:hyperlink r:id="rId79" w:history="1">
         <w:r>
@@ -27594,7 +29660,43 @@
           <w:sz w:val="18"/>
           <w:szCs w:val="18"/>
         </w:rPr>
-        <w:t>StorageType: Cloud -&gt; Platform: GitHub -&gt; Account: topicsscience -&gt; Repository: kingdomheartsknowledge -&gt; Path: Knowledge/2-Science/3-Social science/1-Linguistics/0-Intro to Linguistics/..</w:t>
+        <w:t xml:space="preserve">Data Path: Content Storage Folder -&gt; </w:t>
+      </w:r>
+      <w:proofErr w:type="spellStart"/>
+      <w:r>
+        <w:rPr>
+          <w:bCs/>
+          <w:sz w:val="18"/>
+          <w:szCs w:val="18"/>
+        </w:rPr>
+        <w:t>ContentStorage</w:t>
+      </w:r>
+      <w:proofErr w:type="spellEnd"/>
+      <w:r>
+        <w:rPr>
+          <w:bCs/>
+          <w:sz w:val="18"/>
+          <w:szCs w:val="18"/>
+        </w:rPr>
+        <w:t xml:space="preserve"> Database -&gt; Folders Table -&gt; ID Column: 8, </w:t>
+      </w:r>
+      <w:proofErr w:type="spellStart"/>
+      <w:r>
+        <w:rPr>
+          <w:bCs/>
+          <w:sz w:val="18"/>
+          <w:szCs w:val="18"/>
+        </w:rPr>
+        <w:t>FolderOrFileName</w:t>
+      </w:r>
+      <w:proofErr w:type="spellEnd"/>
+      <w:r>
+        <w:rPr>
+          <w:bCs/>
+          <w:sz w:val="18"/>
+          <w:szCs w:val="18"/>
+        </w:rPr>
+        <w:t xml:space="preserve"> Column: Intro to Linguistics</w:t>
       </w:r>
     </w:p>
     <w:p>
@@ -28054,7 +30156,25 @@
           <w:sz w:val="18"/>
           <w:szCs w:val="18"/>
         </w:rPr>
-        <w:t>Web Tool: Sejda - HTML to PDF (</w:t>
+        <w:t xml:space="preserve">Web Tool: </w:t>
+      </w:r>
+      <w:proofErr w:type="spellStart"/>
+      <w:r>
+        <w:rPr>
+          <w:bCs/>
+          <w:sz w:val="18"/>
+          <w:szCs w:val="18"/>
+        </w:rPr>
+        <w:t>Sejda</w:t>
+      </w:r>
+      <w:proofErr w:type="spellEnd"/>
+      <w:r>
+        <w:rPr>
+          <w:bCs/>
+          <w:sz w:val="18"/>
+          <w:szCs w:val="18"/>
+        </w:rPr>
+        <w:t xml:space="preserve"> - HTML to PDF (</w:t>
       </w:r>
       <w:hyperlink r:id="rId81" w:history="1">
         <w:r>
@@ -28313,7 +30433,43 @@
           <w:sz w:val="18"/>
           <w:szCs w:val="18"/>
         </w:rPr>
-        <w:t>StorageType: Cloud -&gt; Platform: GitHub -&gt; Account: topicsscience -&gt; Repository: kingdomheartsknowledge -&gt; Path: Knowledge/2-Science/3-Social science/1-Linguistics/0-Intro to Linguistics/..</w:t>
+        <w:t xml:space="preserve">Data Path: Content Storage Folder -&gt; </w:t>
+      </w:r>
+      <w:proofErr w:type="spellStart"/>
+      <w:r>
+        <w:rPr>
+          <w:bCs/>
+          <w:sz w:val="18"/>
+          <w:szCs w:val="18"/>
+        </w:rPr>
+        <w:t>ContentStorage</w:t>
+      </w:r>
+      <w:proofErr w:type="spellEnd"/>
+      <w:r>
+        <w:rPr>
+          <w:bCs/>
+          <w:sz w:val="18"/>
+          <w:szCs w:val="18"/>
+        </w:rPr>
+        <w:t xml:space="preserve"> Database -&gt; Folders Table -&gt; ID Column: 8, </w:t>
+      </w:r>
+      <w:proofErr w:type="spellStart"/>
+      <w:r>
+        <w:rPr>
+          <w:bCs/>
+          <w:sz w:val="18"/>
+          <w:szCs w:val="18"/>
+        </w:rPr>
+        <w:t>FolderOrFileName</w:t>
+      </w:r>
+      <w:proofErr w:type="spellEnd"/>
+      <w:r>
+        <w:rPr>
+          <w:bCs/>
+          <w:sz w:val="18"/>
+          <w:szCs w:val="18"/>
+        </w:rPr>
+        <w:t xml:space="preserve"> Column: Intro to Linguistics</w:t>
       </w:r>
     </w:p>
     <w:p>
@@ -28779,7 +30935,25 @@
           <w:sz w:val="18"/>
           <w:szCs w:val="18"/>
         </w:rPr>
-        <w:t>Web Tool: Sejda - HTML to PDF (</w:t>
+        <w:t xml:space="preserve">Web Tool: </w:t>
+      </w:r>
+      <w:proofErr w:type="spellStart"/>
+      <w:r>
+        <w:rPr>
+          <w:bCs/>
+          <w:sz w:val="18"/>
+          <w:szCs w:val="18"/>
+        </w:rPr>
+        <w:t>Sejda</w:t>
+      </w:r>
+      <w:proofErr w:type="spellEnd"/>
+      <w:r>
+        <w:rPr>
+          <w:bCs/>
+          <w:sz w:val="18"/>
+          <w:szCs w:val="18"/>
+        </w:rPr>
+        <w:t xml:space="preserve"> - HTML to PDF (</w:t>
       </w:r>
       <w:hyperlink r:id="rId83" w:history="1">
         <w:r>
@@ -29030,7 +31204,43 @@
           <w:sz w:val="18"/>
           <w:szCs w:val="18"/>
         </w:rPr>
-        <w:t>StorageType: Cloud -&gt; Platform: GitHub -&gt; Account: topicsscience -&gt; Repository: kingdomheartsknowledge -&gt; Path: Knowledge/2-Science/3-Social science/1-Linguistics/0-Intro to Linguistics/..</w:t>
+        <w:t xml:space="preserve">Data Path: Content Storage Folder -&gt; </w:t>
+      </w:r>
+      <w:proofErr w:type="spellStart"/>
+      <w:r>
+        <w:rPr>
+          <w:bCs/>
+          <w:sz w:val="18"/>
+          <w:szCs w:val="18"/>
+        </w:rPr>
+        <w:t>ContentStorage</w:t>
+      </w:r>
+      <w:proofErr w:type="spellEnd"/>
+      <w:r>
+        <w:rPr>
+          <w:bCs/>
+          <w:sz w:val="18"/>
+          <w:szCs w:val="18"/>
+        </w:rPr>
+        <w:t xml:space="preserve"> Database -&gt; Folders Table -&gt; ID Column: 8, </w:t>
+      </w:r>
+      <w:proofErr w:type="spellStart"/>
+      <w:r>
+        <w:rPr>
+          <w:bCs/>
+          <w:sz w:val="18"/>
+          <w:szCs w:val="18"/>
+        </w:rPr>
+        <w:t>FolderOrFileName</w:t>
+      </w:r>
+      <w:proofErr w:type="spellEnd"/>
+      <w:r>
+        <w:rPr>
+          <w:bCs/>
+          <w:sz w:val="18"/>
+          <w:szCs w:val="18"/>
+        </w:rPr>
+        <w:t xml:space="preserve"> Column: Intro to Linguistics</w:t>
       </w:r>
     </w:p>
     <w:p>
@@ -29483,7 +31693,25 @@
           <w:sz w:val="18"/>
           <w:szCs w:val="18"/>
         </w:rPr>
-        <w:t>Web Tool: Sejda - HTML to PDF (</w:t>
+        <w:t xml:space="preserve">Web Tool: </w:t>
+      </w:r>
+      <w:proofErr w:type="spellStart"/>
+      <w:r>
+        <w:rPr>
+          <w:bCs/>
+          <w:sz w:val="18"/>
+          <w:szCs w:val="18"/>
+        </w:rPr>
+        <w:t>Sejda</w:t>
+      </w:r>
+      <w:proofErr w:type="spellEnd"/>
+      <w:r>
+        <w:rPr>
+          <w:bCs/>
+          <w:sz w:val="18"/>
+          <w:szCs w:val="18"/>
+        </w:rPr>
+        <w:t xml:space="preserve"> - HTML to PDF (</w:t>
       </w:r>
       <w:hyperlink r:id="rId85" w:history="1">
         <w:r>
@@ -29742,7 +31970,43 @@
           <w:sz w:val="18"/>
           <w:szCs w:val="18"/>
         </w:rPr>
-        <w:t>StorageType: Cloud -&gt; Platform: GitHub -&gt; Account: topicsscience -&gt; Repository: kingdomheartsknowledge -&gt; Path: Knowledge/2-Science/3-Social science/1-Linguistics/0-Intro to Linguistics/..</w:t>
+        <w:t xml:space="preserve">Data Path: Content Storage Folder -&gt; </w:t>
+      </w:r>
+      <w:proofErr w:type="spellStart"/>
+      <w:r>
+        <w:rPr>
+          <w:bCs/>
+          <w:sz w:val="18"/>
+          <w:szCs w:val="18"/>
+        </w:rPr>
+        <w:t>ContentStorage</w:t>
+      </w:r>
+      <w:proofErr w:type="spellEnd"/>
+      <w:r>
+        <w:rPr>
+          <w:bCs/>
+          <w:sz w:val="18"/>
+          <w:szCs w:val="18"/>
+        </w:rPr>
+        <w:t xml:space="preserve"> Database -&gt; Folders Table -&gt; ID Column: 8, </w:t>
+      </w:r>
+      <w:proofErr w:type="spellStart"/>
+      <w:r>
+        <w:rPr>
+          <w:bCs/>
+          <w:sz w:val="18"/>
+          <w:szCs w:val="18"/>
+        </w:rPr>
+        <w:t>FolderOrFileName</w:t>
+      </w:r>
+      <w:proofErr w:type="spellEnd"/>
+      <w:r>
+        <w:rPr>
+          <w:bCs/>
+          <w:sz w:val="18"/>
+          <w:szCs w:val="18"/>
+        </w:rPr>
+        <w:t xml:space="preserve"> Column: Intro to Linguistics</w:t>
       </w:r>
     </w:p>
     <w:p>
@@ -30186,7 +32450,25 @@
           <w:sz w:val="18"/>
           <w:szCs w:val="18"/>
         </w:rPr>
-        <w:t>Web Tool: Sejda - HTML to PDF (</w:t>
+        <w:t xml:space="preserve">Web Tool: </w:t>
+      </w:r>
+      <w:proofErr w:type="spellStart"/>
+      <w:r>
+        <w:rPr>
+          <w:bCs/>
+          <w:sz w:val="18"/>
+          <w:szCs w:val="18"/>
+        </w:rPr>
+        <w:t>Sejda</w:t>
+      </w:r>
+      <w:proofErr w:type="spellEnd"/>
+      <w:r>
+        <w:rPr>
+          <w:bCs/>
+          <w:sz w:val="18"/>
+          <w:szCs w:val="18"/>
+        </w:rPr>
+        <w:t xml:space="preserve"> - HTML to PDF (</w:t>
       </w:r>
       <w:hyperlink r:id="rId87" w:history="1">
         <w:r>
@@ -30445,7 +32727,43 @@
           <w:sz w:val="18"/>
           <w:szCs w:val="18"/>
         </w:rPr>
-        <w:t>StorageType: Cloud -&gt; Platform: GitHub -&gt; Account: topicsscience -&gt; Repository: kingdomheartsknowledge -&gt; Path: Knowledge/2-Science/3-Social science/1-Linguistics/0-Intro to Linguistics/..</w:t>
+        <w:t xml:space="preserve">Data Path: Content Storage Folder -&gt; </w:t>
+      </w:r>
+      <w:proofErr w:type="spellStart"/>
+      <w:r>
+        <w:rPr>
+          <w:bCs/>
+          <w:sz w:val="18"/>
+          <w:szCs w:val="18"/>
+        </w:rPr>
+        <w:t>ContentStorage</w:t>
+      </w:r>
+      <w:proofErr w:type="spellEnd"/>
+      <w:r>
+        <w:rPr>
+          <w:bCs/>
+          <w:sz w:val="18"/>
+          <w:szCs w:val="18"/>
+        </w:rPr>
+        <w:t xml:space="preserve"> Database -&gt; Folders Table -&gt; ID Column: 8, </w:t>
+      </w:r>
+      <w:proofErr w:type="spellStart"/>
+      <w:r>
+        <w:rPr>
+          <w:bCs/>
+          <w:sz w:val="18"/>
+          <w:szCs w:val="18"/>
+        </w:rPr>
+        <w:t>FolderOrFileName</w:t>
+      </w:r>
+      <w:proofErr w:type="spellEnd"/>
+      <w:r>
+        <w:rPr>
+          <w:bCs/>
+          <w:sz w:val="18"/>
+          <w:szCs w:val="18"/>
+        </w:rPr>
+        <w:t xml:space="preserve"> Column: Intro to Linguistics</w:t>
       </w:r>
     </w:p>
     <w:p>
@@ -30505,6 +32823,7 @@
     <w:p/>
     <w:p/>
     <w:p/>
+    <w:p/>
     <w:p>
       <w:pPr>
         <w:pStyle w:val="ListParagraph"/>
@@ -30899,7 +33218,25 @@
           <w:sz w:val="18"/>
           <w:szCs w:val="18"/>
         </w:rPr>
-        <w:t>Web Tool: Sejda - HTML to PDF (</w:t>
+        <w:t xml:space="preserve">Web Tool: </w:t>
+      </w:r>
+      <w:proofErr w:type="spellStart"/>
+      <w:r>
+        <w:rPr>
+          <w:bCs/>
+          <w:sz w:val="18"/>
+          <w:szCs w:val="18"/>
+        </w:rPr>
+        <w:t>Sejda</w:t>
+      </w:r>
+      <w:proofErr w:type="spellEnd"/>
+      <w:r>
+        <w:rPr>
+          <w:bCs/>
+          <w:sz w:val="18"/>
+          <w:szCs w:val="18"/>
+        </w:rPr>
+        <w:t xml:space="preserve"> - HTML to PDF (</w:t>
       </w:r>
       <w:hyperlink r:id="rId89" w:history="1">
         <w:r>
@@ -31158,7 +33495,43 @@
           <w:sz w:val="18"/>
           <w:szCs w:val="18"/>
         </w:rPr>
-        <w:t>StorageType: Cloud -&gt; Platform: GitHub -&gt; Account: topicsscience -&gt; Repository: kingdomheartsknowledge -&gt; Path: Knowledge/2-Science/3-Social science/1-Linguistics/0-Intro to Linguistics/..</w:t>
+        <w:t xml:space="preserve">Data Path: Content Storage Folder -&gt; </w:t>
+      </w:r>
+      <w:proofErr w:type="spellStart"/>
+      <w:r>
+        <w:rPr>
+          <w:bCs/>
+          <w:sz w:val="18"/>
+          <w:szCs w:val="18"/>
+        </w:rPr>
+        <w:t>ContentStorage</w:t>
+      </w:r>
+      <w:proofErr w:type="spellEnd"/>
+      <w:r>
+        <w:rPr>
+          <w:bCs/>
+          <w:sz w:val="18"/>
+          <w:szCs w:val="18"/>
+        </w:rPr>
+        <w:t xml:space="preserve"> Database -&gt; Folders Table -&gt; ID Column: 8, </w:t>
+      </w:r>
+      <w:proofErr w:type="spellStart"/>
+      <w:r>
+        <w:rPr>
+          <w:bCs/>
+          <w:sz w:val="18"/>
+          <w:szCs w:val="18"/>
+        </w:rPr>
+        <w:t>FolderOrFileName</w:t>
+      </w:r>
+      <w:proofErr w:type="spellEnd"/>
+      <w:r>
+        <w:rPr>
+          <w:bCs/>
+          <w:sz w:val="18"/>
+          <w:szCs w:val="18"/>
+        </w:rPr>
+        <w:t xml:space="preserve"> Column: Intro to Linguistics</w:t>
       </w:r>
     </w:p>
     <w:p>
@@ -31611,7 +33984,25 @@
           <w:sz w:val="18"/>
           <w:szCs w:val="18"/>
         </w:rPr>
-        <w:t>Web Tool: Sejda - HTML to PDF (</w:t>
+        <w:t xml:space="preserve">Web Tool: </w:t>
+      </w:r>
+      <w:proofErr w:type="spellStart"/>
+      <w:r>
+        <w:rPr>
+          <w:bCs/>
+          <w:sz w:val="18"/>
+          <w:szCs w:val="18"/>
+        </w:rPr>
+        <w:t>Sejda</w:t>
+      </w:r>
+      <w:proofErr w:type="spellEnd"/>
+      <w:r>
+        <w:rPr>
+          <w:bCs/>
+          <w:sz w:val="18"/>
+          <w:szCs w:val="18"/>
+        </w:rPr>
+        <w:t xml:space="preserve"> - HTML to PDF (</w:t>
       </w:r>
       <w:hyperlink r:id="rId91" w:history="1">
         <w:r>
@@ -31870,7 +34261,43 @@
           <w:sz w:val="18"/>
           <w:szCs w:val="18"/>
         </w:rPr>
-        <w:t>StorageType: Cloud -&gt; Platform: GitHub -&gt; Account: topicsscience -&gt; Repository: kingdomheartsknowledge -&gt; Path: Knowledge/2-Science/3-Social science/1-Linguistics/0-Intro to Linguistics/..</w:t>
+        <w:t xml:space="preserve">Data Path: Content Storage Folder -&gt; </w:t>
+      </w:r>
+      <w:proofErr w:type="spellStart"/>
+      <w:r>
+        <w:rPr>
+          <w:bCs/>
+          <w:sz w:val="18"/>
+          <w:szCs w:val="18"/>
+        </w:rPr>
+        <w:t>ContentStorage</w:t>
+      </w:r>
+      <w:proofErr w:type="spellEnd"/>
+      <w:r>
+        <w:rPr>
+          <w:bCs/>
+          <w:sz w:val="18"/>
+          <w:szCs w:val="18"/>
+        </w:rPr>
+        <w:t xml:space="preserve"> Database -&gt; Folders Table -&gt; ID Column: 8, </w:t>
+      </w:r>
+      <w:proofErr w:type="spellStart"/>
+      <w:r>
+        <w:rPr>
+          <w:bCs/>
+          <w:sz w:val="18"/>
+          <w:szCs w:val="18"/>
+        </w:rPr>
+        <w:t>FolderOrFileName</w:t>
+      </w:r>
+      <w:proofErr w:type="spellEnd"/>
+      <w:r>
+        <w:rPr>
+          <w:bCs/>
+          <w:sz w:val="18"/>
+          <w:szCs w:val="18"/>
+        </w:rPr>
+        <w:t xml:space="preserve"> Column: Intro to Linguistics</w:t>
       </w:r>
     </w:p>
     <w:p>
@@ -31908,6 +34335,12 @@
         </w:rPr>
         <w:t>Wiki Source - [This page was last edited on 28 June 2025, at 07:40 (UTC)]</w:t>
       </w:r>
+    </w:p>
+    <w:p>
+      <w:pPr>
+        <w:spacing w:before="240" w:after="240"/>
+        <w:ind w:left="720"/>
+      </w:pPr>
     </w:p>
     <w:p>
       <w:pPr>
@@ -32317,7 +34750,25 @@
           <w:sz w:val="18"/>
           <w:szCs w:val="18"/>
         </w:rPr>
-        <w:t>Web Tool: Sejda - HTML to PDF (</w:t>
+        <w:t xml:space="preserve">Web Tool: </w:t>
+      </w:r>
+      <w:proofErr w:type="spellStart"/>
+      <w:r>
+        <w:rPr>
+          <w:bCs/>
+          <w:sz w:val="18"/>
+          <w:szCs w:val="18"/>
+        </w:rPr>
+        <w:t>Sejda</w:t>
+      </w:r>
+      <w:proofErr w:type="spellEnd"/>
+      <w:r>
+        <w:rPr>
+          <w:bCs/>
+          <w:sz w:val="18"/>
+          <w:szCs w:val="18"/>
+        </w:rPr>
+        <w:t xml:space="preserve"> - HTML to PDF (</w:t>
       </w:r>
       <w:hyperlink r:id="rId93" w:history="1">
         <w:r>
@@ -32576,7 +35027,43 @@
           <w:sz w:val="18"/>
           <w:szCs w:val="18"/>
         </w:rPr>
-        <w:t>StorageType: Cloud -&gt; Platform: GitHub -&gt; Account: topicsscience -&gt; Repository: kingdomheartsknowledge -&gt; Path: Knowledge/2-Science/3-Social science/1-Linguistics/0-Intro to Linguistics/..</w:t>
+        <w:t xml:space="preserve">Data Path: Content Storage Folder -&gt; </w:t>
+      </w:r>
+      <w:proofErr w:type="spellStart"/>
+      <w:r>
+        <w:rPr>
+          <w:bCs/>
+          <w:sz w:val="18"/>
+          <w:szCs w:val="18"/>
+        </w:rPr>
+        <w:t>ContentStorage</w:t>
+      </w:r>
+      <w:proofErr w:type="spellEnd"/>
+      <w:r>
+        <w:rPr>
+          <w:bCs/>
+          <w:sz w:val="18"/>
+          <w:szCs w:val="18"/>
+        </w:rPr>
+        <w:t xml:space="preserve"> Database -&gt; Folders Table -&gt; ID Column: 8, </w:t>
+      </w:r>
+      <w:proofErr w:type="spellStart"/>
+      <w:r>
+        <w:rPr>
+          <w:bCs/>
+          <w:sz w:val="18"/>
+          <w:szCs w:val="18"/>
+        </w:rPr>
+        <w:t>FolderOrFileName</w:t>
+      </w:r>
+      <w:proofErr w:type="spellEnd"/>
+      <w:r>
+        <w:rPr>
+          <w:bCs/>
+          <w:sz w:val="18"/>
+          <w:szCs w:val="18"/>
+        </w:rPr>
+        <w:t xml:space="preserve"> Column: Intro to Linguistics</w:t>
       </w:r>
     </w:p>
     <w:p>
@@ -33018,7 +35505,25 @@
           <w:sz w:val="18"/>
           <w:szCs w:val="18"/>
         </w:rPr>
-        <w:t>Web Tool: Sejda - HTML to PDF (</w:t>
+        <w:t xml:space="preserve">Web Tool: </w:t>
+      </w:r>
+      <w:proofErr w:type="spellStart"/>
+      <w:r>
+        <w:rPr>
+          <w:bCs/>
+          <w:sz w:val="18"/>
+          <w:szCs w:val="18"/>
+        </w:rPr>
+        <w:t>Sejda</w:t>
+      </w:r>
+      <w:proofErr w:type="spellEnd"/>
+      <w:r>
+        <w:rPr>
+          <w:bCs/>
+          <w:sz w:val="18"/>
+          <w:szCs w:val="18"/>
+        </w:rPr>
+        <w:t xml:space="preserve"> - HTML to PDF (</w:t>
       </w:r>
       <w:hyperlink r:id="rId95" w:history="1">
         <w:r>
@@ -33277,7 +35782,43 @@
           <w:sz w:val="18"/>
           <w:szCs w:val="18"/>
         </w:rPr>
-        <w:t>StorageType: Cloud -&gt; Platform: GitHub -&gt; Account: topicsscience -&gt; Repository: kingdomheartsknowledge -&gt; Path: Knowledge/2-Science/3-Social science/1-Linguistics/0-Intro to Linguistics/..</w:t>
+        <w:t xml:space="preserve">Data Path: Content Storage Folder -&gt; </w:t>
+      </w:r>
+      <w:proofErr w:type="spellStart"/>
+      <w:r>
+        <w:rPr>
+          <w:bCs/>
+          <w:sz w:val="18"/>
+          <w:szCs w:val="18"/>
+        </w:rPr>
+        <w:t>ContentStorage</w:t>
+      </w:r>
+      <w:proofErr w:type="spellEnd"/>
+      <w:r>
+        <w:rPr>
+          <w:bCs/>
+          <w:sz w:val="18"/>
+          <w:szCs w:val="18"/>
+        </w:rPr>
+        <w:t xml:space="preserve"> Database -&gt; Folders Table -&gt; ID Column: 8, </w:t>
+      </w:r>
+      <w:proofErr w:type="spellStart"/>
+      <w:r>
+        <w:rPr>
+          <w:bCs/>
+          <w:sz w:val="18"/>
+          <w:szCs w:val="18"/>
+        </w:rPr>
+        <w:t>FolderOrFileName</w:t>
+      </w:r>
+      <w:proofErr w:type="spellEnd"/>
+      <w:r>
+        <w:rPr>
+          <w:bCs/>
+          <w:sz w:val="18"/>
+          <w:szCs w:val="18"/>
+        </w:rPr>
+        <w:t xml:space="preserve"> Column: Intro to Linguistics</w:t>
       </w:r>
     </w:p>
     <w:p>
@@ -33717,7 +36258,25 @@
           <w:sz w:val="18"/>
           <w:szCs w:val="18"/>
         </w:rPr>
-        <w:t>Web Tool: Sejda - HTML to PDF (</w:t>
+        <w:t xml:space="preserve">Web Tool: </w:t>
+      </w:r>
+      <w:proofErr w:type="spellStart"/>
+      <w:r>
+        <w:rPr>
+          <w:bCs/>
+          <w:sz w:val="18"/>
+          <w:szCs w:val="18"/>
+        </w:rPr>
+        <w:t>Sejda</w:t>
+      </w:r>
+      <w:proofErr w:type="spellEnd"/>
+      <w:r>
+        <w:rPr>
+          <w:bCs/>
+          <w:sz w:val="18"/>
+          <w:szCs w:val="18"/>
+        </w:rPr>
+        <w:t xml:space="preserve"> - HTML to PDF (</w:t>
       </w:r>
       <w:hyperlink r:id="rId97" w:history="1">
         <w:r>
@@ -33976,7 +36535,43 @@
           <w:sz w:val="18"/>
           <w:szCs w:val="18"/>
         </w:rPr>
-        <w:t>StorageType: Cloud -&gt; Platform: GitHub -&gt; Account: topicsscience -&gt; Repository: kingdomheartsknowledge -&gt; Path: Knowledge/2-Science/3-Social science/1-Linguistics/0-Intro to Linguistics/..</w:t>
+        <w:t xml:space="preserve">Data Path: Content Storage Folder -&gt; </w:t>
+      </w:r>
+      <w:proofErr w:type="spellStart"/>
+      <w:r>
+        <w:rPr>
+          <w:bCs/>
+          <w:sz w:val="18"/>
+          <w:szCs w:val="18"/>
+        </w:rPr>
+        <w:t>ContentStorage</w:t>
+      </w:r>
+      <w:proofErr w:type="spellEnd"/>
+      <w:r>
+        <w:rPr>
+          <w:bCs/>
+          <w:sz w:val="18"/>
+          <w:szCs w:val="18"/>
+        </w:rPr>
+        <w:t xml:space="preserve"> Database -&gt; Folders Table -&gt; ID Column: 8, </w:t>
+      </w:r>
+      <w:proofErr w:type="spellStart"/>
+      <w:r>
+        <w:rPr>
+          <w:bCs/>
+          <w:sz w:val="18"/>
+          <w:szCs w:val="18"/>
+        </w:rPr>
+        <w:t>FolderOrFileName</w:t>
+      </w:r>
+      <w:proofErr w:type="spellEnd"/>
+      <w:r>
+        <w:rPr>
+          <w:bCs/>
+          <w:sz w:val="18"/>
+          <w:szCs w:val="18"/>
+        </w:rPr>
+        <w:t xml:space="preserve"> Column: Intro to Linguistics</w:t>
       </w:r>
     </w:p>
     <w:p>
@@ -34092,7 +36687,25 @@
           <w:sz w:val="18"/>
           <w:szCs w:val="18"/>
         </w:rPr>
-        <w:t>[en_wikipedia_org_wiki_Syllabogram.pdf -&gt; Syllabogram.pdf] [Wiki Source - Syllabogram]</w:t>
+        <w:t xml:space="preserve">[en_wikipedia_org_wiki_Syllabogram.pdf -&gt; Syllabogram.pdf] [Wiki Source - </w:t>
+      </w:r>
+      <w:proofErr w:type="spellStart"/>
+      <w:r>
+        <w:rPr>
+          <w:bCs/>
+          <w:sz w:val="18"/>
+          <w:szCs w:val="18"/>
+        </w:rPr>
+        <w:t>Syllabogram</w:t>
+      </w:r>
+      <w:proofErr w:type="spellEnd"/>
+      <w:r>
+        <w:rPr>
+          <w:bCs/>
+          <w:sz w:val="18"/>
+          <w:szCs w:val="18"/>
+        </w:rPr>
+        <w:t>]</w:t>
       </w:r>
     </w:p>
     <w:p>
@@ -34423,7 +37036,25 @@
           <w:sz w:val="18"/>
           <w:szCs w:val="18"/>
         </w:rPr>
-        <w:t>Web Tool: Sejda - HTML to PDF (</w:t>
+        <w:t xml:space="preserve">Web Tool: </w:t>
+      </w:r>
+      <w:proofErr w:type="spellStart"/>
+      <w:r>
+        <w:rPr>
+          <w:bCs/>
+          <w:sz w:val="18"/>
+          <w:szCs w:val="18"/>
+        </w:rPr>
+        <w:t>Sejda</w:t>
+      </w:r>
+      <w:proofErr w:type="spellEnd"/>
+      <w:r>
+        <w:rPr>
+          <w:bCs/>
+          <w:sz w:val="18"/>
+          <w:szCs w:val="18"/>
+        </w:rPr>
+        <w:t xml:space="preserve"> - HTML to PDF (</w:t>
       </w:r>
       <w:hyperlink r:id="rId99" w:history="1">
         <w:r>
@@ -34682,7 +37313,43 @@
           <w:sz w:val="18"/>
           <w:szCs w:val="18"/>
         </w:rPr>
-        <w:t>StorageType: Cloud -&gt; Platform: GitHub -&gt; Account: topicsscience -&gt; Repository: kingdomheartsknowledge -&gt; Path: Knowledge/2-Science/3-Social science/1-Linguistics/0-Intro to Linguistics/..</w:t>
+        <w:t xml:space="preserve">Data Path: Content Storage Folder -&gt; </w:t>
+      </w:r>
+      <w:proofErr w:type="spellStart"/>
+      <w:r>
+        <w:rPr>
+          <w:bCs/>
+          <w:sz w:val="18"/>
+          <w:szCs w:val="18"/>
+        </w:rPr>
+        <w:t>ContentStorage</w:t>
+      </w:r>
+      <w:proofErr w:type="spellEnd"/>
+      <w:r>
+        <w:rPr>
+          <w:bCs/>
+          <w:sz w:val="18"/>
+          <w:szCs w:val="18"/>
+        </w:rPr>
+        <w:t xml:space="preserve"> Database -&gt; Folders Table -&gt; ID Column: 8, </w:t>
+      </w:r>
+      <w:proofErr w:type="spellStart"/>
+      <w:r>
+        <w:rPr>
+          <w:bCs/>
+          <w:sz w:val="18"/>
+          <w:szCs w:val="18"/>
+        </w:rPr>
+        <w:t>FolderOrFileName</w:t>
+      </w:r>
+      <w:proofErr w:type="spellEnd"/>
+      <w:r>
+        <w:rPr>
+          <w:bCs/>
+          <w:sz w:val="18"/>
+          <w:szCs w:val="18"/>
+        </w:rPr>
+        <w:t xml:space="preserve"> Column: Intro to Linguistics</w:t>
       </w:r>
     </w:p>
     <w:p>
@@ -35120,7 +37787,25 @@
           <w:sz w:val="18"/>
           <w:szCs w:val="18"/>
         </w:rPr>
-        <w:t>Web Tool: Sejda - HTML to PDF (</w:t>
+        <w:t xml:space="preserve">Web Tool: </w:t>
+      </w:r>
+      <w:proofErr w:type="spellStart"/>
+      <w:r>
+        <w:rPr>
+          <w:bCs/>
+          <w:sz w:val="18"/>
+          <w:szCs w:val="18"/>
+        </w:rPr>
+        <w:t>Sejda</w:t>
+      </w:r>
+      <w:proofErr w:type="spellEnd"/>
+      <w:r>
+        <w:rPr>
+          <w:bCs/>
+          <w:sz w:val="18"/>
+          <w:szCs w:val="18"/>
+        </w:rPr>
+        <w:t xml:space="preserve"> - HTML to PDF (</w:t>
       </w:r>
       <w:hyperlink r:id="rId101" w:history="1">
         <w:r>
@@ -35379,7 +38064,43 @@
           <w:sz w:val="18"/>
           <w:szCs w:val="18"/>
         </w:rPr>
-        <w:t>StorageType: Cloud -&gt; Platform: GitHub -&gt; Account: topicsscience -&gt; Repository: kingdomheartsknowledge -&gt; Path: Knowledge/2-Science/3-Social science/1-Linguistics/0-Intro to Linguistics/..</w:t>
+        <w:t xml:space="preserve">Data Path: Content Storage Folder -&gt; </w:t>
+      </w:r>
+      <w:proofErr w:type="spellStart"/>
+      <w:r>
+        <w:rPr>
+          <w:bCs/>
+          <w:sz w:val="18"/>
+          <w:szCs w:val="18"/>
+        </w:rPr>
+        <w:t>ContentStorage</w:t>
+      </w:r>
+      <w:proofErr w:type="spellEnd"/>
+      <w:r>
+        <w:rPr>
+          <w:bCs/>
+          <w:sz w:val="18"/>
+          <w:szCs w:val="18"/>
+        </w:rPr>
+        <w:t xml:space="preserve"> Database -&gt; Folders Table -&gt; ID Column: 8, </w:t>
+      </w:r>
+      <w:proofErr w:type="spellStart"/>
+      <w:r>
+        <w:rPr>
+          <w:bCs/>
+          <w:sz w:val="18"/>
+          <w:szCs w:val="18"/>
+        </w:rPr>
+        <w:t>FolderOrFileName</w:t>
+      </w:r>
+      <w:proofErr w:type="spellEnd"/>
+      <w:r>
+        <w:rPr>
+          <w:bCs/>
+          <w:sz w:val="18"/>
+          <w:szCs w:val="18"/>
+        </w:rPr>
+        <w:t xml:space="preserve"> Column: Intro to Linguistics</w:t>
       </w:r>
     </w:p>
     <w:p>
@@ -35812,7 +38533,25 @@
           <w:sz w:val="18"/>
           <w:szCs w:val="18"/>
         </w:rPr>
-        <w:t>Web Tool: Sejda - HTML to PDF (</w:t>
+        <w:t xml:space="preserve">Web Tool: </w:t>
+      </w:r>
+      <w:proofErr w:type="spellStart"/>
+      <w:r>
+        <w:rPr>
+          <w:bCs/>
+          <w:sz w:val="18"/>
+          <w:szCs w:val="18"/>
+        </w:rPr>
+        <w:t>Sejda</w:t>
+      </w:r>
+      <w:proofErr w:type="spellEnd"/>
+      <w:r>
+        <w:rPr>
+          <w:bCs/>
+          <w:sz w:val="18"/>
+          <w:szCs w:val="18"/>
+        </w:rPr>
+        <w:t xml:space="preserve"> - HTML to PDF (</w:t>
       </w:r>
       <w:hyperlink r:id="rId103" w:history="1">
         <w:r>
@@ -36063,7 +38802,43 @@
           <w:sz w:val="18"/>
           <w:szCs w:val="18"/>
         </w:rPr>
-        <w:t>StorageType: Cloud -&gt; Platform: GitHub -&gt; Account: topicsscience -&gt; Repository: kingdomheartsknowledge -&gt; Path: Knowledge/2-Science/3-Social science/1-Linguistics/0-Intro to Linguistics/..</w:t>
+        <w:t xml:space="preserve">Data Path: Content Storage Folder -&gt; </w:t>
+      </w:r>
+      <w:proofErr w:type="spellStart"/>
+      <w:r>
+        <w:rPr>
+          <w:bCs/>
+          <w:sz w:val="18"/>
+          <w:szCs w:val="18"/>
+        </w:rPr>
+        <w:t>ContentStorage</w:t>
+      </w:r>
+      <w:proofErr w:type="spellEnd"/>
+      <w:r>
+        <w:rPr>
+          <w:bCs/>
+          <w:sz w:val="18"/>
+          <w:szCs w:val="18"/>
+        </w:rPr>
+        <w:t xml:space="preserve"> Database -&gt; Folders Table -&gt; ID Column: 8, </w:t>
+      </w:r>
+      <w:proofErr w:type="spellStart"/>
+      <w:r>
+        <w:rPr>
+          <w:bCs/>
+          <w:sz w:val="18"/>
+          <w:szCs w:val="18"/>
+        </w:rPr>
+        <w:t>FolderOrFileName</w:t>
+      </w:r>
+      <w:proofErr w:type="spellEnd"/>
+      <w:r>
+        <w:rPr>
+          <w:bCs/>
+          <w:sz w:val="18"/>
+          <w:szCs w:val="18"/>
+        </w:rPr>
+        <w:t xml:space="preserve"> Column: Intro to Linguistics</w:t>
       </w:r>
     </w:p>
     <w:p>
@@ -36511,7 +39286,25 @@
           <w:sz w:val="18"/>
           <w:szCs w:val="18"/>
         </w:rPr>
-        <w:t>Web Tool: Sejda - HTML to PDF (</w:t>
+        <w:t xml:space="preserve">Web Tool: </w:t>
+      </w:r>
+      <w:proofErr w:type="spellStart"/>
+      <w:r>
+        <w:rPr>
+          <w:bCs/>
+          <w:sz w:val="18"/>
+          <w:szCs w:val="18"/>
+        </w:rPr>
+        <w:t>Sejda</w:t>
+      </w:r>
+      <w:proofErr w:type="spellEnd"/>
+      <w:r>
+        <w:rPr>
+          <w:bCs/>
+          <w:sz w:val="18"/>
+          <w:szCs w:val="18"/>
+        </w:rPr>
+        <w:t xml:space="preserve"> - HTML to PDF (</w:t>
       </w:r>
       <w:hyperlink r:id="rId105" w:history="1">
         <w:r>
@@ -36770,7 +39563,43 @@
           <w:sz w:val="18"/>
           <w:szCs w:val="18"/>
         </w:rPr>
-        <w:t>StorageType: Cloud -&gt; Platform: GitHub -&gt; Account: topicsscience -&gt; Repository: kingdomheartsknowledge -&gt; Path: Knowledge/2-Science/3-Social science/1-Linguistics/0-Intro to Linguistics/..</w:t>
+        <w:t xml:space="preserve">Data Path: Content Storage Folder -&gt; </w:t>
+      </w:r>
+      <w:proofErr w:type="spellStart"/>
+      <w:r>
+        <w:rPr>
+          <w:bCs/>
+          <w:sz w:val="18"/>
+          <w:szCs w:val="18"/>
+        </w:rPr>
+        <w:t>ContentStorage</w:t>
+      </w:r>
+      <w:proofErr w:type="spellEnd"/>
+      <w:r>
+        <w:rPr>
+          <w:bCs/>
+          <w:sz w:val="18"/>
+          <w:szCs w:val="18"/>
+        </w:rPr>
+        <w:t xml:space="preserve"> Database -&gt; Folders Table -&gt; ID Column: 8, </w:t>
+      </w:r>
+      <w:proofErr w:type="spellStart"/>
+      <w:r>
+        <w:rPr>
+          <w:bCs/>
+          <w:sz w:val="18"/>
+          <w:szCs w:val="18"/>
+        </w:rPr>
+        <w:t>FolderOrFileName</w:t>
+      </w:r>
+      <w:proofErr w:type="spellEnd"/>
+      <w:r>
+        <w:rPr>
+          <w:bCs/>
+          <w:sz w:val="18"/>
+          <w:szCs w:val="18"/>
+        </w:rPr>
+        <w:t xml:space="preserve"> Column: Intro to Linguistics</w:t>
       </w:r>
     </w:p>
     <w:p>
